--- a/Documentação/Projeto Individual Documentação.docx
+++ b/Documentação/Projeto Individual Documentação.docx
@@ -707,7 +707,6 @@
           <w:rFonts w:ascii="Arial" w:hAnsi="Arial" w:cs="Arial"/>
           <w:b/>
           <w:bCs/>
-          <w:lang w:val="en-US"/>
         </w:rPr>
       </w:pPr>
       <w:r>
@@ -716,7 +715,6 @@
           <w:rFonts w:ascii="Arial" w:hAnsi="Arial" w:cs="Arial"/>
           <w:b/>
           <w:bCs/>
-          <w:lang w:val="en-US"/>
         </w:rPr>
         <w:lastRenderedPageBreak/>
         <w:t>CONTEXTO</w:t>
@@ -734,7 +732,6 @@
           <w:rFonts w:ascii="Arial" w:hAnsi="Arial" w:cs="Arial"/>
           <w:b/>
           <w:bCs/>
-          <w:lang w:val="en-US"/>
         </w:rPr>
       </w:pPr>
     </w:p>
@@ -750,7 +747,6 @@
           <w:rFonts w:ascii="Arial" w:hAnsi="Arial" w:cs="Arial"/>
           <w:b/>
           <w:bCs/>
-          <w:lang w:val="en-US"/>
         </w:rPr>
       </w:pPr>
     </w:p>
@@ -766,7 +762,6 @@
           <w:rFonts w:ascii="Arial" w:hAnsi="Arial" w:cs="Arial"/>
           <w:b/>
           <w:bCs/>
-          <w:lang w:val="en-US"/>
         </w:rPr>
       </w:pPr>
     </w:p>
@@ -803,19 +798,7 @@
         <w:rPr>
           <w:rFonts w:ascii="Arial" w:hAnsi="Arial" w:cs="Arial"/>
         </w:rPr>
-        <w:t>empre</w:t>
-      </w:r>
-      <w:r>
-        <w:rPr>
-          <w:rFonts w:ascii="Arial" w:hAnsi="Arial" w:cs="Arial"/>
-        </w:rPr>
-        <w:t xml:space="preserve"> existiu uma grande vontade de ler essa série de livros, porém essa intenção tomou forma no início de abril de 2026, muito por influência do ambiente acadêmico, onde a leitura é frequentemente </w:t>
-      </w:r>
-      <w:r>
-        <w:rPr>
-          <w:rFonts w:ascii="Arial" w:hAnsi="Arial" w:cs="Arial"/>
-        </w:rPr>
-        <w:t>incentivada.</w:t>
+        <w:t>empre existiu uma grande vontade de ler essa série de livros, porém essa intenção tomou forma no início de abril de 2026, muito por influência do ambiente acadêmico, onde a leitura é frequentemente incentivada.</w:t>
       </w:r>
     </w:p>
     <w:p>
@@ -905,6 +888,508 @@
         <w:textAlignment w:val="baseline"/>
         <w:rPr>
           <w:rFonts w:ascii="Arial" w:hAnsi="Arial" w:cs="Arial"/>
+        </w:rPr>
+      </w:pPr>
+      <w:r>
+        <w:rPr>
+          <w:rFonts w:ascii="Arial" w:hAnsi="Arial" w:cs="Arial"/>
+        </w:rPr>
+        <w:t xml:space="preserve">Para o desenvolvimento da aplicação, são utilizados conceitos abordados durante as aulas, como estruturação de páginas web, manipulação de dados com Java Script, uso de estruturas de repetição e integração com APIs, demonstrando na prática a aplicação dos conhecimentos adquiridos ao longo do </w:t>
+      </w:r>
+      <w:r>
+        <w:rPr>
+          <w:rFonts w:ascii="Arial" w:hAnsi="Arial" w:cs="Arial"/>
+        </w:rPr>
+        <w:t>semestre</w:t>
+      </w:r>
+      <w:r>
+        <w:rPr>
+          <w:rFonts w:ascii="Arial" w:hAnsi="Arial" w:cs="Arial"/>
+        </w:rPr>
+        <w:t>.</w:t>
+      </w:r>
+    </w:p>
+    <w:p>
+      <w:pPr>
+        <w:pStyle w:val="paragraph"/>
+        <w:spacing w:before="0" w:beforeAutospacing="0" w:after="0" w:afterAutospacing="0" w:line="360" w:lineRule="auto"/>
+        <w:ind w:firstLine="709"/>
+        <w:jc w:val="both"/>
+        <w:textAlignment w:val="baseline"/>
+        <w:rPr>
+          <w:rFonts w:ascii="Arial" w:hAnsi="Arial" w:cs="Arial"/>
+        </w:rPr>
+      </w:pPr>
+    </w:p>
+    <w:p>
+      <w:pPr>
+        <w:pStyle w:val="paragraph"/>
+        <w:spacing w:before="0" w:beforeAutospacing="0" w:after="0" w:afterAutospacing="0" w:line="360" w:lineRule="auto"/>
+        <w:ind w:firstLine="709"/>
+        <w:jc w:val="both"/>
+        <w:textAlignment w:val="baseline"/>
+        <w:rPr>
+          <w:rFonts w:ascii="Arial" w:hAnsi="Arial" w:cs="Arial"/>
+        </w:rPr>
+      </w:pPr>
+    </w:p>
+    <w:p>
+      <w:pPr>
+        <w:pStyle w:val="paragraph"/>
+        <w:spacing w:before="0" w:beforeAutospacing="0" w:after="0" w:afterAutospacing="0" w:line="360" w:lineRule="auto"/>
+        <w:ind w:firstLine="709"/>
+        <w:jc w:val="both"/>
+        <w:textAlignment w:val="baseline"/>
+        <w:rPr>
+          <w:rFonts w:ascii="Arial" w:hAnsi="Arial" w:cs="Arial"/>
+        </w:rPr>
+      </w:pPr>
+    </w:p>
+    <w:p>
+      <w:pPr>
+        <w:pStyle w:val="paragraph"/>
+        <w:spacing w:before="0" w:beforeAutospacing="0" w:after="0" w:afterAutospacing="0" w:line="360" w:lineRule="auto"/>
+        <w:ind w:firstLine="709"/>
+        <w:jc w:val="both"/>
+        <w:textAlignment w:val="baseline"/>
+        <w:rPr>
+          <w:rFonts w:ascii="Arial" w:hAnsi="Arial" w:cs="Arial"/>
+        </w:rPr>
+      </w:pPr>
+    </w:p>
+    <w:p>
+      <w:pPr>
+        <w:pStyle w:val="paragraph"/>
+        <w:spacing w:before="0" w:beforeAutospacing="0" w:after="0" w:afterAutospacing="0" w:line="360" w:lineRule="auto"/>
+        <w:ind w:firstLine="709"/>
+        <w:jc w:val="both"/>
+        <w:textAlignment w:val="baseline"/>
+        <w:rPr>
+          <w:rFonts w:ascii="Arial" w:hAnsi="Arial" w:cs="Arial"/>
+        </w:rPr>
+      </w:pPr>
+    </w:p>
+    <w:p>
+      <w:pPr>
+        <w:pStyle w:val="paragraph"/>
+        <w:spacing w:before="0" w:beforeAutospacing="0" w:after="0" w:afterAutospacing="0" w:line="360" w:lineRule="auto"/>
+        <w:ind w:firstLine="709"/>
+        <w:jc w:val="both"/>
+        <w:textAlignment w:val="baseline"/>
+        <w:rPr>
+          <w:rFonts w:ascii="Arial" w:hAnsi="Arial" w:cs="Arial"/>
+        </w:rPr>
+      </w:pPr>
+    </w:p>
+    <w:p>
+      <w:pPr>
+        <w:pStyle w:val="paragraph"/>
+        <w:spacing w:before="0" w:beforeAutospacing="0" w:after="0" w:afterAutospacing="0" w:line="360" w:lineRule="auto"/>
+        <w:ind w:firstLine="709"/>
+        <w:jc w:val="both"/>
+        <w:textAlignment w:val="baseline"/>
+        <w:rPr>
+          <w:rFonts w:ascii="Arial" w:hAnsi="Arial" w:cs="Arial"/>
+        </w:rPr>
+      </w:pPr>
+      <w:r>
+        <w:rPr>
+          <w:rFonts w:ascii="Arial" w:hAnsi="Arial" w:cs="Arial"/>
+          <w:b/>
+          <w:bCs/>
+        </w:rPr>
+        <w:lastRenderedPageBreak/>
+        <w:t>OBJETIVO</w:t>
+      </w:r>
+    </w:p>
+    <w:p>
+      <w:pPr>
+        <w:pStyle w:val="paragraph"/>
+        <w:spacing w:before="0" w:beforeAutospacing="0" w:after="0" w:afterAutospacing="0" w:line="360" w:lineRule="auto"/>
+        <w:ind w:firstLine="709"/>
+        <w:jc w:val="both"/>
+        <w:textAlignment w:val="baseline"/>
+        <w:rPr>
+          <w:rFonts w:ascii="Arial" w:hAnsi="Arial" w:cs="Arial"/>
+        </w:rPr>
+      </w:pPr>
+    </w:p>
+    <w:p>
+      <w:pPr>
+        <w:pStyle w:val="paragraph"/>
+        <w:spacing w:before="0" w:beforeAutospacing="0" w:after="0" w:afterAutospacing="0" w:line="360" w:lineRule="auto"/>
+        <w:ind w:firstLine="709"/>
+        <w:jc w:val="both"/>
+        <w:textAlignment w:val="baseline"/>
+        <w:rPr>
+          <w:rFonts w:ascii="Arial" w:hAnsi="Arial" w:cs="Arial"/>
+        </w:rPr>
+      </w:pPr>
+      <w:r>
+        <w:rPr>
+          <w:rFonts w:ascii="Arial" w:hAnsi="Arial" w:cs="Arial"/>
+        </w:rPr>
+        <w:t xml:space="preserve">Desenvolver um site interativo inspirado no universo de Percy Jackson </w:t>
+      </w:r>
+      <w:r>
+        <w:rPr>
+          <w:rFonts w:ascii="Arial" w:hAnsi="Arial" w:cs="Arial"/>
+        </w:rPr>
+        <w:t>e os Olimpianos</w:t>
+      </w:r>
+      <w:r>
+        <w:rPr>
+          <w:rFonts w:ascii="Arial" w:hAnsi="Arial" w:cs="Arial"/>
+        </w:rPr>
+        <w:t xml:space="preserve">, com o objetivo de apresentar informações sobre a obra e proporcionar uma experiência personalizada ao usuário, com base nas escolhas realizadas </w:t>
+      </w:r>
+      <w:r>
+        <w:rPr>
+          <w:rFonts w:ascii="Arial" w:hAnsi="Arial" w:cs="Arial"/>
+        </w:rPr>
+        <w:t>pelo usuário</w:t>
+      </w:r>
+      <w:r>
+        <w:rPr>
+          <w:rFonts w:ascii="Arial" w:hAnsi="Arial" w:cs="Arial"/>
+        </w:rPr>
+        <w:t>.</w:t>
+      </w:r>
+      <w:r>
+        <w:rPr>
+          <w:rFonts w:ascii="Arial" w:hAnsi="Arial" w:cs="Arial"/>
+        </w:rPr>
+        <w:t xml:space="preserve"> </w:t>
+      </w:r>
+    </w:p>
+    <w:p>
+      <w:pPr>
+        <w:pStyle w:val="paragraph"/>
+        <w:spacing w:before="0" w:beforeAutospacing="0" w:after="0" w:afterAutospacing="0" w:line="360" w:lineRule="auto"/>
+        <w:ind w:firstLine="709"/>
+        <w:jc w:val="both"/>
+        <w:textAlignment w:val="baseline"/>
+        <w:rPr>
+          <w:rFonts w:ascii="Arial" w:hAnsi="Arial" w:cs="Arial"/>
+        </w:rPr>
+      </w:pPr>
+      <w:r>
+        <w:rPr>
+          <w:rFonts w:ascii="Arial" w:hAnsi="Arial" w:cs="Arial"/>
+        </w:rPr>
+        <w:t>Por meio de funcionalidades como cadastro e login, o usuário poderá realizar escolhas que influenciam diretamente o conteúdo exibido, como a seleção de uma divindade (por exemplo, Zeus, Poseidon ou Hades).</w:t>
+      </w:r>
+      <w:r>
+        <w:rPr>
+          <w:rFonts w:ascii="Arial" w:hAnsi="Arial" w:cs="Arial"/>
+        </w:rPr>
+        <w:t xml:space="preserve"> </w:t>
+      </w:r>
+    </w:p>
+    <w:p>
+      <w:pPr>
+        <w:pStyle w:val="paragraph"/>
+        <w:spacing w:before="0" w:beforeAutospacing="0" w:after="0" w:afterAutospacing="0" w:line="360" w:lineRule="auto"/>
+        <w:ind w:firstLine="709"/>
+        <w:jc w:val="both"/>
+        <w:textAlignment w:val="baseline"/>
+        <w:rPr>
+          <w:rFonts w:ascii="Arial" w:hAnsi="Arial" w:cs="Arial"/>
+        </w:rPr>
+      </w:pPr>
+      <w:r>
+        <w:rPr>
+          <w:rFonts w:ascii="Arial" w:hAnsi="Arial" w:cs="Arial"/>
+        </w:rPr>
+        <w:t>A partir dessas interações, o sistema adapta dinamicamente a interface e as informações apresentadas, exibindo uma dashboard personalizada com dados específicos do perfil do usuário. Além disso, serão utilizados recursos como manipulação de eventos, alterações dinâmicas de conteúdo e armazenamento local, tornando a navegação mais responsiva e envolvente.</w:t>
+      </w:r>
+    </w:p>
+    <w:p>
+      <w:pPr>
+        <w:pStyle w:val="paragraph"/>
+        <w:spacing w:before="0" w:beforeAutospacing="0" w:after="0" w:afterAutospacing="0" w:line="360" w:lineRule="auto"/>
+        <w:ind w:firstLine="709"/>
+        <w:jc w:val="both"/>
+        <w:textAlignment w:val="baseline"/>
+        <w:rPr>
+          <w:rFonts w:ascii="Arial" w:hAnsi="Arial" w:cs="Arial"/>
+        </w:rPr>
+      </w:pPr>
+    </w:p>
+    <w:p>
+      <w:pPr>
+        <w:pStyle w:val="paragraph"/>
+        <w:spacing w:before="0" w:beforeAutospacing="0" w:after="0" w:afterAutospacing="0" w:line="360" w:lineRule="auto"/>
+        <w:ind w:firstLine="709"/>
+        <w:jc w:val="both"/>
+        <w:textAlignment w:val="baseline"/>
+        <w:rPr>
+          <w:rFonts w:ascii="Arial" w:hAnsi="Arial" w:cs="Arial"/>
+        </w:rPr>
+      </w:pPr>
+    </w:p>
+    <w:p>
+      <w:pPr>
+        <w:pStyle w:val="paragraph"/>
+        <w:spacing w:before="0" w:beforeAutospacing="0" w:after="0" w:afterAutospacing="0" w:line="360" w:lineRule="auto"/>
+        <w:ind w:firstLine="709"/>
+        <w:jc w:val="both"/>
+        <w:textAlignment w:val="baseline"/>
+        <w:rPr>
+          <w:rFonts w:ascii="Arial" w:hAnsi="Arial" w:cs="Arial"/>
+        </w:rPr>
+      </w:pPr>
+    </w:p>
+    <w:p>
+      <w:pPr>
+        <w:pStyle w:val="paragraph"/>
+        <w:spacing w:before="0" w:beforeAutospacing="0" w:after="0" w:afterAutospacing="0" w:line="360" w:lineRule="auto"/>
+        <w:ind w:firstLine="709"/>
+        <w:jc w:val="both"/>
+        <w:textAlignment w:val="baseline"/>
+        <w:rPr>
+          <w:rFonts w:ascii="Arial" w:hAnsi="Arial" w:cs="Arial"/>
+        </w:rPr>
+      </w:pPr>
+    </w:p>
+    <w:p>
+      <w:pPr>
+        <w:pStyle w:val="paragraph"/>
+        <w:spacing w:before="0" w:beforeAutospacing="0" w:after="0" w:afterAutospacing="0" w:line="360" w:lineRule="auto"/>
+        <w:ind w:firstLine="709"/>
+        <w:jc w:val="both"/>
+        <w:textAlignment w:val="baseline"/>
+        <w:rPr>
+          <w:rFonts w:ascii="Arial" w:hAnsi="Arial" w:cs="Arial"/>
+        </w:rPr>
+      </w:pPr>
+    </w:p>
+    <w:p>
+      <w:pPr>
+        <w:pStyle w:val="paragraph"/>
+        <w:spacing w:before="0" w:beforeAutospacing="0" w:after="0" w:afterAutospacing="0" w:line="360" w:lineRule="auto"/>
+        <w:ind w:firstLine="709"/>
+        <w:jc w:val="both"/>
+        <w:textAlignment w:val="baseline"/>
+        <w:rPr>
+          <w:rFonts w:ascii="Arial" w:hAnsi="Arial" w:cs="Arial"/>
+        </w:rPr>
+      </w:pPr>
+    </w:p>
+    <w:p>
+      <w:pPr>
+        <w:pStyle w:val="paragraph"/>
+        <w:spacing w:before="0" w:beforeAutospacing="0" w:after="0" w:afterAutospacing="0" w:line="360" w:lineRule="auto"/>
+        <w:ind w:firstLine="709"/>
+        <w:jc w:val="both"/>
+        <w:textAlignment w:val="baseline"/>
+        <w:rPr>
+          <w:rFonts w:ascii="Arial" w:hAnsi="Arial" w:cs="Arial"/>
+        </w:rPr>
+      </w:pPr>
+    </w:p>
+    <w:p>
+      <w:pPr>
+        <w:pStyle w:val="paragraph"/>
+        <w:spacing w:before="0" w:beforeAutospacing="0" w:after="0" w:afterAutospacing="0" w:line="360" w:lineRule="auto"/>
+        <w:ind w:firstLine="709"/>
+        <w:jc w:val="both"/>
+        <w:textAlignment w:val="baseline"/>
+        <w:rPr>
+          <w:rFonts w:ascii="Arial" w:hAnsi="Arial" w:cs="Arial"/>
+        </w:rPr>
+      </w:pPr>
+    </w:p>
+    <w:p>
+      <w:pPr>
+        <w:pStyle w:val="paragraph"/>
+        <w:spacing w:before="0" w:beforeAutospacing="0" w:after="0" w:afterAutospacing="0" w:line="360" w:lineRule="auto"/>
+        <w:ind w:firstLine="709"/>
+        <w:jc w:val="both"/>
+        <w:textAlignment w:val="baseline"/>
+        <w:rPr>
+          <w:rFonts w:ascii="Arial" w:hAnsi="Arial" w:cs="Arial"/>
+        </w:rPr>
+      </w:pPr>
+    </w:p>
+    <w:p>
+      <w:pPr>
+        <w:pStyle w:val="paragraph"/>
+        <w:spacing w:before="0" w:beforeAutospacing="0" w:after="0" w:afterAutospacing="0" w:line="360" w:lineRule="auto"/>
+        <w:ind w:firstLine="709"/>
+        <w:jc w:val="both"/>
+        <w:textAlignment w:val="baseline"/>
+        <w:rPr>
+          <w:rFonts w:ascii="Arial" w:hAnsi="Arial" w:cs="Arial"/>
+        </w:rPr>
+      </w:pPr>
+    </w:p>
+    <w:p>
+      <w:pPr>
+        <w:pStyle w:val="paragraph"/>
+        <w:spacing w:before="0" w:beforeAutospacing="0" w:after="0" w:afterAutospacing="0" w:line="360" w:lineRule="auto"/>
+        <w:ind w:firstLine="709"/>
+        <w:jc w:val="both"/>
+        <w:textAlignment w:val="baseline"/>
+        <w:rPr>
+          <w:rFonts w:ascii="Arial" w:hAnsi="Arial" w:cs="Arial"/>
+        </w:rPr>
+      </w:pPr>
+    </w:p>
+    <w:p>
+      <w:pPr>
+        <w:pStyle w:val="paragraph"/>
+        <w:spacing w:before="0" w:beforeAutospacing="0" w:after="0" w:afterAutospacing="0" w:line="360" w:lineRule="auto"/>
+        <w:ind w:firstLine="709"/>
+        <w:jc w:val="both"/>
+        <w:textAlignment w:val="baseline"/>
+        <w:rPr>
+          <w:rFonts w:ascii="Arial" w:hAnsi="Arial" w:cs="Arial"/>
+        </w:rPr>
+      </w:pPr>
+    </w:p>
+    <w:p>
+      <w:pPr>
+        <w:pStyle w:val="paragraph"/>
+        <w:spacing w:before="0" w:beforeAutospacing="0" w:after="0" w:afterAutospacing="0" w:line="360" w:lineRule="auto"/>
+        <w:ind w:firstLine="709"/>
+        <w:jc w:val="both"/>
+        <w:textAlignment w:val="baseline"/>
+        <w:rPr>
+          <w:rFonts w:ascii="Arial" w:hAnsi="Arial" w:cs="Arial"/>
+        </w:rPr>
+      </w:pPr>
+    </w:p>
+    <w:p>
+      <w:pPr>
+        <w:pStyle w:val="paragraph"/>
+        <w:spacing w:before="0" w:beforeAutospacing="0" w:after="0" w:afterAutospacing="0" w:line="360" w:lineRule="auto"/>
+        <w:ind w:firstLine="709"/>
+        <w:jc w:val="both"/>
+        <w:textAlignment w:val="baseline"/>
+        <w:rPr>
+          <w:rFonts w:ascii="Arial" w:hAnsi="Arial" w:cs="Arial"/>
+        </w:rPr>
+      </w:pPr>
+    </w:p>
+    <w:p>
+      <w:pPr>
+        <w:pStyle w:val="paragraph"/>
+        <w:spacing w:before="0" w:beforeAutospacing="0" w:after="0" w:afterAutospacing="0" w:line="360" w:lineRule="auto"/>
+        <w:ind w:firstLine="709"/>
+        <w:jc w:val="both"/>
+        <w:textAlignment w:val="baseline"/>
+        <w:rPr>
+          <w:rFonts w:ascii="Arial" w:hAnsi="Arial" w:cs="Arial"/>
+        </w:rPr>
+      </w:pPr>
+    </w:p>
+    <w:p>
+      <w:pPr>
+        <w:pStyle w:val="paragraph"/>
+        <w:spacing w:before="0" w:beforeAutospacing="0" w:after="0" w:afterAutospacing="0" w:line="360" w:lineRule="auto"/>
+        <w:ind w:firstLine="709"/>
+        <w:jc w:val="both"/>
+        <w:textAlignment w:val="baseline"/>
+        <w:rPr>
+          <w:rFonts w:ascii="Arial" w:hAnsi="Arial" w:cs="Arial"/>
+        </w:rPr>
+      </w:pPr>
+    </w:p>
+    <w:p>
+      <w:pPr>
+        <w:pStyle w:val="paragraph"/>
+        <w:spacing w:before="0" w:beforeAutospacing="0" w:after="0" w:afterAutospacing="0" w:line="360" w:lineRule="auto"/>
+        <w:ind w:firstLine="709"/>
+        <w:jc w:val="both"/>
+        <w:textAlignment w:val="baseline"/>
+        <w:rPr>
+          <w:rFonts w:ascii="Arial" w:hAnsi="Arial" w:cs="Arial"/>
+        </w:rPr>
+      </w:pPr>
+    </w:p>
+    <w:p>
+      <w:pPr>
+        <w:pStyle w:val="paragraph"/>
+        <w:spacing w:before="0" w:beforeAutospacing="0" w:after="0" w:afterAutospacing="0" w:line="360" w:lineRule="auto"/>
+        <w:ind w:firstLine="709"/>
+        <w:jc w:val="both"/>
+        <w:textAlignment w:val="baseline"/>
+        <w:rPr>
+          <w:rFonts w:ascii="Arial" w:hAnsi="Arial" w:cs="Arial"/>
+        </w:rPr>
+      </w:pPr>
+    </w:p>
+    <w:p>
+      <w:pPr>
+        <w:pStyle w:val="paragraph"/>
+        <w:spacing w:before="0" w:beforeAutospacing="0" w:after="0" w:afterAutospacing="0" w:line="360" w:lineRule="auto"/>
+        <w:ind w:firstLine="709"/>
+        <w:jc w:val="both"/>
+        <w:textAlignment w:val="baseline"/>
+        <w:rPr>
+          <w:rFonts w:ascii="Arial" w:hAnsi="Arial" w:cs="Arial"/>
+        </w:rPr>
+      </w:pPr>
+    </w:p>
+    <w:p>
+      <w:pPr>
+        <w:pStyle w:val="paragraph"/>
+        <w:spacing w:before="0" w:beforeAutospacing="0" w:after="0" w:afterAutospacing="0" w:line="360" w:lineRule="auto"/>
+        <w:ind w:firstLine="709"/>
+        <w:jc w:val="both"/>
+        <w:textAlignment w:val="baseline"/>
+        <w:rPr>
+          <w:rFonts w:ascii="Arial" w:hAnsi="Arial" w:cs="Arial"/>
+        </w:rPr>
+      </w:pPr>
+    </w:p>
+    <w:p>
+      <w:pPr>
+        <w:pStyle w:val="paragraph"/>
+        <w:spacing w:before="0" w:beforeAutospacing="0" w:after="0" w:afterAutospacing="0" w:line="360" w:lineRule="auto"/>
+        <w:ind w:firstLine="709"/>
+        <w:jc w:val="both"/>
+        <w:textAlignment w:val="baseline"/>
+        <w:rPr>
+          <w:rFonts w:ascii="Arial" w:hAnsi="Arial" w:cs="Arial"/>
+          <w:b/>
+          <w:bCs/>
+        </w:rPr>
+      </w:pPr>
+      <w:r>
+        <w:rPr>
+          <w:rFonts w:ascii="Arial" w:hAnsi="Arial" w:cs="Arial"/>
+          <w:b/>
+          <w:bCs/>
+        </w:rPr>
+        <w:lastRenderedPageBreak/>
+        <w:t>JUSTIFICATIVA</w:t>
+      </w:r>
+    </w:p>
+    <w:p>
+      <w:pPr>
+        <w:pStyle w:val="paragraph"/>
+        <w:spacing w:before="0" w:beforeAutospacing="0" w:after="0" w:afterAutospacing="0" w:line="360" w:lineRule="auto"/>
+        <w:ind w:firstLine="709"/>
+        <w:jc w:val="both"/>
+        <w:textAlignment w:val="baseline"/>
+        <w:rPr>
+          <w:rFonts w:ascii="Arial" w:hAnsi="Arial" w:cs="Arial"/>
+          <w:b/>
+          <w:bCs/>
+        </w:rPr>
+      </w:pPr>
+    </w:p>
+    <w:p>
+      <w:pPr>
+        <w:pStyle w:val="paragraph"/>
+        <w:spacing w:before="0" w:beforeAutospacing="0" w:after="0" w:afterAutospacing="0" w:line="360" w:lineRule="auto"/>
+        <w:ind w:firstLine="709"/>
+        <w:jc w:val="both"/>
+        <w:textAlignment w:val="baseline"/>
+        <w:rPr>
+          <w:rFonts w:ascii="Arial" w:hAnsi="Arial" w:cs="Arial"/>
           <w:u w:val="single"/>
         </w:rPr>
       </w:pPr>
@@ -912,31 +1397,67 @@
         <w:rPr>
           <w:rFonts w:ascii="Arial" w:hAnsi="Arial" w:cs="Arial"/>
         </w:rPr>
-        <w:t xml:space="preserve">Para o desenvolvimento da aplicação, são utilizados conceitos abordados durante as aulas, como estruturação de páginas web, manipulação de dados com </w:t>
-      </w:r>
-      <w:r>
-        <w:rPr>
-          <w:rFonts w:ascii="Arial" w:hAnsi="Arial" w:cs="Arial"/>
-        </w:rPr>
-        <w:t>Java Script</w:t>
-      </w:r>
-      <w:r>
-        <w:rPr>
-          <w:rFonts w:ascii="Arial" w:hAnsi="Arial" w:cs="Arial"/>
-        </w:rPr>
-        <w:t xml:space="preserve">, uso de estruturas de repetição e integração com APIs, demonstrando na prática a aplicação dos conhecimentos adquiridos ao longo do </w:t>
-      </w:r>
-      <w:r>
-        <w:rPr>
-          <w:rFonts w:ascii="Arial" w:hAnsi="Arial" w:cs="Arial"/>
-        </w:rPr>
-        <w:t>semestre</w:t>
-      </w:r>
-      <w:r>
-        <w:rPr>
-          <w:rFonts w:ascii="Arial" w:hAnsi="Arial" w:cs="Arial"/>
-        </w:rPr>
-        <w:t>.</w:t>
+        <w:t xml:space="preserve">A escolha do tema do projeto surgiu como uma oportunidade de </w:t>
+      </w:r>
+      <w:r>
+        <w:rPr>
+          <w:rFonts w:ascii="Arial" w:hAnsi="Arial" w:cs="Arial"/>
+        </w:rPr>
+        <w:t>aum</w:t>
+      </w:r>
+      <w:r>
+        <w:rPr>
+          <w:rFonts w:ascii="Arial" w:hAnsi="Arial" w:cs="Arial"/>
+        </w:rPr>
+        <w:t>e</w:t>
+      </w:r>
+      <w:r>
+        <w:rPr>
+          <w:rFonts w:ascii="Arial" w:hAnsi="Arial" w:cs="Arial"/>
+        </w:rPr>
+        <w:t>ntar e</w:t>
+      </w:r>
+      <w:r>
+        <w:rPr>
+          <w:rFonts w:ascii="Arial" w:hAnsi="Arial" w:cs="Arial"/>
+        </w:rPr>
+        <w:t xml:space="preserve"> fortalecer o hábito da leitura</w:t>
+      </w:r>
+      <w:r>
+        <w:rPr>
+          <w:rFonts w:ascii="Arial" w:hAnsi="Arial" w:cs="Arial"/>
+        </w:rPr>
+        <w:t>, algo que venho tentando fortalecer</w:t>
+      </w:r>
+      <w:r>
+        <w:rPr>
+          <w:rFonts w:ascii="Arial" w:hAnsi="Arial" w:cs="Arial"/>
+        </w:rPr>
+        <w:t xml:space="preserve">. </w:t>
+      </w:r>
+      <w:r>
+        <w:rPr>
+          <w:rFonts w:ascii="Arial" w:hAnsi="Arial" w:cs="Arial"/>
+        </w:rPr>
+        <w:t>Já existia um</w:t>
+      </w:r>
+      <w:r>
+        <w:rPr>
+          <w:rFonts w:ascii="Arial" w:hAnsi="Arial" w:cs="Arial"/>
+        </w:rPr>
+        <w:t xml:space="preserve"> interesse prévio pela franquia, </w:t>
+      </w:r>
+      <w:r>
+        <w:rPr>
+          <w:rFonts w:ascii="Arial" w:hAnsi="Arial" w:cs="Arial"/>
+        </w:rPr>
+        <w:t xml:space="preserve">mas, </w:t>
+      </w:r>
+      <w:r>
+        <w:rPr>
+          <w:rFonts w:ascii="Arial" w:hAnsi="Arial" w:cs="Arial"/>
+        </w:rPr>
+        <w:t>o contato mais aprofundado com a obra durante o mês de abril proporcionou maior envolvimento com seu universo, despertando a curiosidade em compreender melhor seus elementos e personagens.</w:t>
       </w:r>
     </w:p>
     <w:sectPr>

--- a/Documentação/Projeto Individual Documentação.docx
+++ b/Documentação/Projeto Individual Documentação.docx
@@ -2,25 +2,6 @@
 <file path=word/document.xml><?xml version="1.0" encoding="utf-8"?>
 <w:document xmlns:wpc="http://schemas.microsoft.com/office/word/2010/wordprocessingCanvas" xmlns:cx="http://schemas.microsoft.com/office/drawing/2014/chartex" xmlns:cx1="http://schemas.microsoft.com/office/drawing/2015/9/8/chartex" xmlns:cx2="http://schemas.microsoft.com/office/drawing/2015/10/21/chartex" xmlns:cx3="http://schemas.microsoft.com/office/drawing/2016/5/9/chartex" xmlns:cx4="http://schemas.microsoft.com/office/drawing/2016/5/10/chartex" xmlns:cx5="http://schemas.microsoft.com/office/drawing/2016/5/11/chartex" xmlns:cx6="http://schemas.microsoft.com/office/drawing/2016/5/12/chartex" xmlns:cx7="http://schemas.microsoft.com/office/drawing/2016/5/13/chartex" xmlns:cx8="http://schemas.microsoft.com/office/drawing/2016/5/14/chartex" xmlns:mc="http://schemas.openxmlformats.org/markup-compatibility/2006" xmlns:aink="http://schemas.microsoft.com/office/drawing/2016/ink" xmlns:am3d="http://schemas.microsoft.com/office/drawing/2017/model3d" xmlns:o="urn:schemas-microsoft-com:office:office" xmlns:r="http://schemas.openxmlformats.org/officeDocument/2006/relationships" xmlns:m="http://schemas.openxmlformats.org/officeDocument/2006/math" xmlns:v="urn:schemas-microsoft-com:vml" xmlns:wp14="http://schemas.microsoft.com/office/word/2010/wordprocessingDrawing" xmlns:wp="http://schemas.openxmlformats.org/drawingml/2006/wordprocessingDrawing" xmlns:w10="urn:schemas-microsoft-com:office:word" xmlns:w="http://schemas.openxmlformats.org/wordprocessingml/2006/main" xmlns:w14="http://schemas.microsoft.com/office/word/2010/wordml" xmlns:w15="http://schemas.microsoft.com/office/word/2012/wordml" xmlns:w16cex="http://schemas.microsoft.com/office/word/2018/wordml/cex" xmlns:w16cid="http://schemas.microsoft.com/office/word/2016/wordml/cid" xmlns:w16="http://schemas.microsoft.com/office/word/2018/wordml" xmlns:w16sdtdh="http://schemas.microsoft.com/office/word/2020/wordml/sdtdatahash" xmlns:w16se="http://schemas.microsoft.com/office/word/2015/wordml/symex" xmlns:wpg="http://schemas.microsoft.com/office/word/2010/wordprocessingGroup" xmlns:wpi="http://schemas.microsoft.com/office/word/2010/wordprocessingInk" xmlns:wne="http://schemas.microsoft.com/office/word/2006/wordml" xmlns:wps="http://schemas.microsoft.com/office/word/2010/wordprocessingShape" mc:Ignorable="w14 w15 w16se w16cid w16 w16cex w16sdtdh wp14">
   <w:body>
-    <w:p>
-      <w:pPr>
-        <w:pStyle w:val="paragraph"/>
-        <w:spacing w:before="0" w:beforeAutospacing="0" w:after="0" w:afterAutospacing="0"/>
-        <w:textAlignment w:val="baseline"/>
-        <w:rPr>
-          <w:rFonts w:ascii="Segoe UI" w:hAnsi="Segoe UI" w:cs="Segoe UI"/>
-          <w:sz w:val="18"/>
-          <w:szCs w:val="18"/>
-        </w:rPr>
-      </w:pPr>
-      <w:r>
-        <w:rPr>
-          <w:rStyle w:val="eop"/>
-          <w:rFonts w:ascii="Arial" w:hAnsi="Arial" w:cs="Arial"/>
-        </w:rPr>
-        <w:t> </w:t>
-      </w:r>
-    </w:p>
     <w:p>
       <w:pPr>
         <w:pStyle w:val="paragraph"/>
@@ -41,7 +22,7 @@
           <w:lang w:eastAsia="en-US"/>
         </w:rPr>
         <w:drawing>
-          <wp:inline distT="0" distB="0" distL="0" distR="0" wp14:anchorId="48AC10EE" wp14:editId="0C2DEEC0">
+          <wp:inline distT="0" distB="0" distL="0" distR="0" wp14:anchorId="27B5E2B8" wp14:editId="07C76651">
             <wp:extent cx="1866900" cy="876300"/>
             <wp:effectExtent l="0" t="0" r="0" b="0"/>
             <wp:docPr id="1" name="Imagem 1"/>
@@ -58,7 +39,7 @@
                     </pic:cNvPicPr>
                   </pic:nvPicPr>
                   <pic:blipFill>
-                    <a:blip r:embed="rId4">
+                    <a:blip r:embed="rId8">
                       <a:extLst>
                         <a:ext uri="{28A0092B-C50C-407E-A947-70E740481C1C}">
                           <a14:useLocalDpi xmlns:a14="http://schemas.microsoft.com/office/drawing/2010/main" val="0"/>
@@ -91,13 +72,6 @@
       </w:r>
       <w:r>
         <w:rPr>
-          <w:rStyle w:val="normaltextrun"/>
-          <w:rFonts w:ascii="Arial" w:hAnsi="Arial" w:cs="Arial"/>
-        </w:rPr>
-        <w:t> </w:t>
-      </w:r>
-      <w:r>
-        <w:rPr>
           <w:rStyle w:val="eop"/>
           <w:rFonts w:ascii="Arial" w:hAnsi="Arial" w:cs="Arial"/>
         </w:rPr>
@@ -186,6 +160,29 @@
       <w:pPr>
         <w:pStyle w:val="paragraph"/>
         <w:spacing w:before="0" w:beforeAutospacing="0" w:after="0" w:afterAutospacing="0"/>
+        <w:ind w:left="708" w:firstLine="708"/>
+        <w:textAlignment w:val="baseline"/>
+        <w:rPr>
+          <w:rStyle w:val="normaltextrun"/>
+          <w:rFonts w:ascii="Arial" w:hAnsi="Arial" w:cs="Arial"/>
+          <w:sz w:val="32"/>
+          <w:szCs w:val="32"/>
+        </w:rPr>
+      </w:pPr>
+      <w:r>
+        <w:rPr>
+          <w:rStyle w:val="normaltextrun"/>
+          <w:rFonts w:ascii="Arial" w:hAnsi="Arial" w:cs="Arial"/>
+          <w:sz w:val="32"/>
+          <w:szCs w:val="32"/>
+        </w:rPr>
+        <w:t>Gustavo Estevam de Matos 01261112</w:t>
+      </w:r>
+    </w:p>
+    <w:p>
+      <w:pPr>
+        <w:pStyle w:val="paragraph"/>
+        <w:spacing w:before="0" w:beforeAutospacing="0" w:after="0" w:afterAutospacing="0"/>
         <w:textAlignment w:val="baseline"/>
         <w:rPr>
           <w:rFonts w:ascii="Segoe UI" w:hAnsi="Segoe UI" w:cs="Segoe UI"/>
@@ -193,42 +190,6 @@
           <w:szCs w:val="18"/>
         </w:rPr>
       </w:pPr>
-      <w:r>
-        <w:rPr>
-          <w:rStyle w:val="normaltextrun"/>
-          <w:rFonts w:ascii="Arial" w:hAnsi="Arial" w:cs="Arial"/>
-        </w:rPr>
-        <w:t> </w:t>
-      </w:r>
-      <w:r>
-        <w:rPr>
-          <w:rStyle w:val="eop"/>
-          <w:rFonts w:ascii="Arial" w:hAnsi="Arial" w:cs="Arial"/>
-        </w:rPr>
-        <w:t> </w:t>
-      </w:r>
-    </w:p>
-    <w:p>
-      <w:pPr>
-        <w:pStyle w:val="paragraph"/>
-        <w:spacing w:before="0" w:beforeAutospacing="0" w:after="0" w:afterAutospacing="0"/>
-        <w:textAlignment w:val="baseline"/>
-        <w:rPr>
-          <w:rStyle w:val="eop"/>
-          <w:rFonts w:ascii="Arial" w:hAnsi="Arial" w:cs="Arial"/>
-        </w:rPr>
-      </w:pPr>
-    </w:p>
-    <w:p>
-      <w:pPr>
-        <w:pStyle w:val="paragraph"/>
-        <w:spacing w:before="0" w:beforeAutospacing="0" w:after="0" w:afterAutospacing="0"/>
-        <w:textAlignment w:val="baseline"/>
-        <w:rPr>
-          <w:rStyle w:val="eop"/>
-          <w:rFonts w:ascii="Arial" w:hAnsi="Arial" w:cs="Arial"/>
-        </w:rPr>
-      </w:pPr>
     </w:p>
     <w:p>
       <w:pPr>
@@ -239,459 +200,503 @@
           <w:rFonts w:ascii="Segoe UI" w:hAnsi="Segoe UI" w:cs="Segoe UI"/>
           <w:sz w:val="18"/>
           <w:szCs w:val="18"/>
-          <w:lang w:val="en-US"/>
-        </w:rPr>
-      </w:pPr>
-    </w:p>
-    <w:p>
-      <w:pPr>
-        <w:pStyle w:val="paragraph"/>
-        <w:spacing w:before="0" w:beforeAutospacing="0" w:after="0" w:afterAutospacing="0"/>
-        <w:textAlignment w:val="baseline"/>
-        <w:rPr>
-          <w:rStyle w:val="normaltextrun"/>
-          <w:rFonts w:ascii="Arial" w:hAnsi="Arial" w:cs="Arial"/>
-          <w:lang w:val="en-US"/>
-        </w:rPr>
-      </w:pPr>
-      <w:r>
-        <w:rPr>
-          <w:rStyle w:val="normaltextrun"/>
-          <w:rFonts w:ascii="Arial" w:hAnsi="Arial" w:cs="Arial"/>
-          <w:lang w:val="en-US"/>
-        </w:rPr>
-        <w:t>                                                 </w:t>
-      </w:r>
-    </w:p>
-    <w:p>
-      <w:pPr>
-        <w:pStyle w:val="paragraph"/>
-        <w:spacing w:before="0" w:beforeAutospacing="0" w:after="0" w:afterAutospacing="0"/>
-        <w:textAlignment w:val="baseline"/>
-        <w:rPr>
-          <w:rStyle w:val="normaltextrun"/>
-          <w:rFonts w:ascii="Arial" w:hAnsi="Arial" w:cs="Arial"/>
-          <w:lang w:val="en-US"/>
-        </w:rPr>
-      </w:pPr>
-    </w:p>
-    <w:p>
-      <w:pPr>
-        <w:pStyle w:val="paragraph"/>
-        <w:spacing w:before="0" w:beforeAutospacing="0" w:after="0" w:afterAutospacing="0"/>
-        <w:textAlignment w:val="baseline"/>
-        <w:rPr>
-          <w:rStyle w:val="normaltextrun"/>
-          <w:rFonts w:ascii="Arial" w:hAnsi="Arial" w:cs="Arial"/>
-          <w:lang w:val="en-US"/>
-        </w:rPr>
-      </w:pPr>
-    </w:p>
-    <w:p>
-      <w:pPr>
-        <w:pStyle w:val="paragraph"/>
-        <w:spacing w:before="0" w:beforeAutospacing="0" w:after="0" w:afterAutospacing="0"/>
-        <w:textAlignment w:val="baseline"/>
-        <w:rPr>
-          <w:rStyle w:val="normaltextrun"/>
-          <w:rFonts w:ascii="Arial" w:hAnsi="Arial" w:cs="Arial"/>
-          <w:lang w:val="en-US"/>
-        </w:rPr>
-      </w:pPr>
-    </w:p>
-    <w:p>
-      <w:pPr>
-        <w:pStyle w:val="paragraph"/>
-        <w:spacing w:before="0" w:beforeAutospacing="0" w:after="0" w:afterAutospacing="0"/>
-        <w:textAlignment w:val="baseline"/>
-        <w:rPr>
-          <w:rStyle w:val="normaltextrun"/>
-          <w:rFonts w:ascii="Arial" w:hAnsi="Arial" w:cs="Arial"/>
-          <w:lang w:val="en-US"/>
-        </w:rPr>
-      </w:pPr>
-    </w:p>
-    <w:p>
-      <w:pPr>
-        <w:pStyle w:val="paragraph"/>
-        <w:spacing w:before="0" w:beforeAutospacing="0" w:after="0" w:afterAutospacing="0"/>
-        <w:textAlignment w:val="baseline"/>
-        <w:rPr>
-          <w:rStyle w:val="normaltextrun"/>
-          <w:rFonts w:ascii="Arial" w:hAnsi="Arial" w:cs="Arial"/>
-          <w:lang w:val="en-US"/>
-        </w:rPr>
-      </w:pPr>
-    </w:p>
-    <w:p>
-      <w:pPr>
-        <w:pStyle w:val="paragraph"/>
-        <w:spacing w:before="0" w:beforeAutospacing="0" w:after="0" w:afterAutospacing="0"/>
-        <w:textAlignment w:val="baseline"/>
-        <w:rPr>
-          <w:rStyle w:val="normaltextrun"/>
-          <w:rFonts w:ascii="Arial" w:hAnsi="Arial" w:cs="Arial"/>
-          <w:lang w:val="en-US"/>
-        </w:rPr>
-      </w:pPr>
-    </w:p>
-    <w:p>
-      <w:pPr>
-        <w:pStyle w:val="paragraph"/>
-        <w:spacing w:before="0" w:beforeAutospacing="0" w:after="0" w:afterAutospacing="0"/>
-        <w:textAlignment w:val="baseline"/>
-        <w:rPr>
-          <w:rStyle w:val="normaltextrun"/>
-          <w:rFonts w:ascii="Arial" w:hAnsi="Arial" w:cs="Arial"/>
-          <w:lang w:val="en-US"/>
-        </w:rPr>
-      </w:pPr>
-    </w:p>
-    <w:p>
-      <w:pPr>
-        <w:pStyle w:val="paragraph"/>
-        <w:spacing w:before="0" w:beforeAutospacing="0" w:after="0" w:afterAutospacing="0"/>
-        <w:textAlignment w:val="baseline"/>
-        <w:rPr>
-          <w:rStyle w:val="normaltextrun"/>
-          <w:rFonts w:ascii="Arial" w:hAnsi="Arial" w:cs="Arial"/>
-          <w:lang w:val="en-US"/>
-        </w:rPr>
-      </w:pPr>
-    </w:p>
-    <w:p>
-      <w:pPr>
-        <w:pStyle w:val="paragraph"/>
-        <w:spacing w:before="0" w:beforeAutospacing="0" w:after="0" w:afterAutospacing="0"/>
-        <w:textAlignment w:val="baseline"/>
-        <w:rPr>
-          <w:rStyle w:val="normaltextrun"/>
-          <w:rFonts w:ascii="Arial" w:hAnsi="Arial" w:cs="Arial"/>
-          <w:lang w:val="en-US"/>
-        </w:rPr>
-      </w:pPr>
-    </w:p>
-    <w:p>
-      <w:pPr>
-        <w:pStyle w:val="paragraph"/>
-        <w:spacing w:before="0" w:beforeAutospacing="0" w:after="0" w:afterAutospacing="0"/>
-        <w:textAlignment w:val="baseline"/>
-        <w:rPr>
-          <w:rStyle w:val="normaltextrun"/>
-          <w:rFonts w:ascii="Arial" w:hAnsi="Arial" w:cs="Arial"/>
-          <w:lang w:val="en-US"/>
-        </w:rPr>
-      </w:pPr>
-    </w:p>
-    <w:p>
-      <w:pPr>
-        <w:pStyle w:val="paragraph"/>
-        <w:spacing w:before="0" w:beforeAutospacing="0" w:after="0" w:afterAutospacing="0"/>
-        <w:textAlignment w:val="baseline"/>
-        <w:rPr>
-          <w:rStyle w:val="normaltextrun"/>
-          <w:rFonts w:ascii="Arial" w:hAnsi="Arial" w:cs="Arial"/>
-          <w:lang w:val="en-US"/>
-        </w:rPr>
-      </w:pPr>
-    </w:p>
-    <w:p>
-      <w:pPr>
-        <w:pStyle w:val="paragraph"/>
-        <w:spacing w:before="0" w:beforeAutospacing="0" w:after="0" w:afterAutospacing="0"/>
-        <w:textAlignment w:val="baseline"/>
-        <w:rPr>
-          <w:rStyle w:val="normaltextrun"/>
-          <w:rFonts w:ascii="Arial" w:hAnsi="Arial" w:cs="Arial"/>
-          <w:lang w:val="en-US"/>
-        </w:rPr>
-      </w:pPr>
-    </w:p>
-    <w:p>
-      <w:pPr>
-        <w:pStyle w:val="paragraph"/>
-        <w:spacing w:before="0" w:beforeAutospacing="0" w:after="0" w:afterAutospacing="0"/>
-        <w:textAlignment w:val="baseline"/>
-        <w:rPr>
-          <w:rStyle w:val="normaltextrun"/>
-          <w:rFonts w:ascii="Arial" w:hAnsi="Arial" w:cs="Arial"/>
-          <w:lang w:val="en-US"/>
-        </w:rPr>
-      </w:pPr>
-    </w:p>
-    <w:p>
-      <w:pPr>
-        <w:pStyle w:val="paragraph"/>
-        <w:spacing w:before="0" w:beforeAutospacing="0" w:after="0" w:afterAutospacing="0"/>
-        <w:textAlignment w:val="baseline"/>
-        <w:rPr>
-          <w:rStyle w:val="normaltextrun"/>
-          <w:rFonts w:ascii="Arial" w:hAnsi="Arial" w:cs="Arial"/>
-          <w:lang w:val="en-US"/>
-        </w:rPr>
-      </w:pPr>
-    </w:p>
-    <w:p>
-      <w:pPr>
-        <w:pStyle w:val="paragraph"/>
-        <w:spacing w:before="0" w:beforeAutospacing="0" w:after="0" w:afterAutospacing="0"/>
-        <w:textAlignment w:val="baseline"/>
-        <w:rPr>
-          <w:rStyle w:val="normaltextrun"/>
-          <w:rFonts w:ascii="Arial" w:hAnsi="Arial" w:cs="Arial"/>
-          <w:lang w:val="en-US"/>
-        </w:rPr>
-      </w:pPr>
-    </w:p>
-    <w:p>
-      <w:pPr>
-        <w:pStyle w:val="paragraph"/>
-        <w:spacing w:before="0" w:beforeAutospacing="0" w:after="0" w:afterAutospacing="0"/>
-        <w:textAlignment w:val="baseline"/>
-        <w:rPr>
-          <w:rStyle w:val="normaltextrun"/>
-          <w:rFonts w:ascii="Arial" w:hAnsi="Arial" w:cs="Arial"/>
-          <w:lang w:val="en-US"/>
-        </w:rPr>
-      </w:pPr>
-    </w:p>
-    <w:p>
-      <w:pPr>
-        <w:pStyle w:val="paragraph"/>
-        <w:spacing w:before="0" w:beforeAutospacing="0" w:after="0" w:afterAutospacing="0"/>
-        <w:textAlignment w:val="baseline"/>
-        <w:rPr>
-          <w:rStyle w:val="normaltextrun"/>
-          <w:rFonts w:ascii="Arial" w:hAnsi="Arial" w:cs="Arial"/>
-          <w:lang w:val="en-US"/>
-        </w:rPr>
-      </w:pPr>
-    </w:p>
-    <w:p>
-      <w:pPr>
-        <w:pStyle w:val="paragraph"/>
-        <w:spacing w:before="0" w:beforeAutospacing="0" w:after="0" w:afterAutospacing="0"/>
-        <w:textAlignment w:val="baseline"/>
-        <w:rPr>
-          <w:rStyle w:val="normaltextrun"/>
-          <w:rFonts w:ascii="Arial" w:hAnsi="Arial" w:cs="Arial"/>
-          <w:lang w:val="en-US"/>
-        </w:rPr>
-      </w:pPr>
-    </w:p>
-    <w:p>
-      <w:pPr>
-        <w:pStyle w:val="paragraph"/>
-        <w:spacing w:before="0" w:beforeAutospacing="0" w:after="0" w:afterAutospacing="0"/>
-        <w:textAlignment w:val="baseline"/>
-        <w:rPr>
-          <w:rStyle w:val="normaltextrun"/>
-          <w:rFonts w:ascii="Arial" w:hAnsi="Arial" w:cs="Arial"/>
-          <w:lang w:val="en-US"/>
-        </w:rPr>
-      </w:pPr>
-    </w:p>
-    <w:p>
-      <w:pPr>
-        <w:pStyle w:val="paragraph"/>
-        <w:spacing w:before="0" w:beforeAutospacing="0" w:after="0" w:afterAutospacing="0"/>
-        <w:textAlignment w:val="baseline"/>
-        <w:rPr>
-          <w:rStyle w:val="normaltextrun"/>
-          <w:rFonts w:ascii="Arial" w:hAnsi="Arial" w:cs="Arial"/>
-          <w:lang w:val="en-US"/>
-        </w:rPr>
-      </w:pPr>
-    </w:p>
-    <w:p>
-      <w:pPr>
-        <w:pStyle w:val="paragraph"/>
-        <w:spacing w:before="0" w:beforeAutospacing="0" w:after="0" w:afterAutospacing="0"/>
-        <w:textAlignment w:val="baseline"/>
-        <w:rPr>
-          <w:rStyle w:val="normaltextrun"/>
-          <w:rFonts w:ascii="Arial" w:hAnsi="Arial" w:cs="Arial"/>
-          <w:lang w:val="en-US"/>
-        </w:rPr>
-      </w:pPr>
-    </w:p>
-    <w:p>
-      <w:pPr>
-        <w:pStyle w:val="paragraph"/>
-        <w:spacing w:before="0" w:beforeAutospacing="0" w:after="0" w:afterAutospacing="0"/>
-        <w:textAlignment w:val="baseline"/>
-        <w:rPr>
-          <w:rStyle w:val="normaltextrun"/>
-          <w:rFonts w:ascii="Arial" w:hAnsi="Arial" w:cs="Arial"/>
-          <w:lang w:val="en-US"/>
-        </w:rPr>
-      </w:pPr>
-    </w:p>
-    <w:p>
-      <w:pPr>
-        <w:pStyle w:val="paragraph"/>
-        <w:spacing w:before="0" w:beforeAutospacing="0" w:after="0" w:afterAutospacing="0"/>
-        <w:textAlignment w:val="baseline"/>
-        <w:rPr>
-          <w:rStyle w:val="normaltextrun"/>
-          <w:rFonts w:ascii="Arial" w:hAnsi="Arial" w:cs="Arial"/>
-          <w:lang w:val="en-US"/>
-        </w:rPr>
-      </w:pPr>
-    </w:p>
-    <w:p>
-      <w:pPr>
-        <w:pStyle w:val="paragraph"/>
-        <w:spacing w:before="0" w:beforeAutospacing="0" w:after="0" w:afterAutospacing="0"/>
-        <w:textAlignment w:val="baseline"/>
-        <w:rPr>
-          <w:rStyle w:val="normaltextrun"/>
-          <w:rFonts w:ascii="Arial" w:hAnsi="Arial" w:cs="Arial"/>
-          <w:lang w:val="en-US"/>
-        </w:rPr>
-      </w:pPr>
-    </w:p>
-    <w:p>
-      <w:pPr>
-        <w:pStyle w:val="paragraph"/>
-        <w:spacing w:before="0" w:beforeAutospacing="0" w:after="0" w:afterAutospacing="0"/>
-        <w:textAlignment w:val="baseline"/>
-        <w:rPr>
-          <w:rStyle w:val="normaltextrun"/>
-          <w:rFonts w:ascii="Arial" w:hAnsi="Arial" w:cs="Arial"/>
-          <w:lang w:val="en-US"/>
-        </w:rPr>
-      </w:pPr>
-    </w:p>
-    <w:p>
-      <w:pPr>
-        <w:pStyle w:val="paragraph"/>
-        <w:spacing w:before="0" w:beforeAutospacing="0" w:after="0" w:afterAutospacing="0"/>
-        <w:textAlignment w:val="baseline"/>
-        <w:rPr>
-          <w:rStyle w:val="normaltextrun"/>
-          <w:rFonts w:ascii="Arial" w:hAnsi="Arial" w:cs="Arial"/>
-          <w:lang w:val="en-US"/>
-        </w:rPr>
-      </w:pPr>
-    </w:p>
-    <w:p>
-      <w:pPr>
-        <w:pStyle w:val="paragraph"/>
-        <w:spacing w:before="0" w:beforeAutospacing="0" w:after="0" w:afterAutospacing="0"/>
-        <w:textAlignment w:val="baseline"/>
-        <w:rPr>
-          <w:rStyle w:val="normaltextrun"/>
-          <w:rFonts w:ascii="Arial" w:hAnsi="Arial" w:cs="Arial"/>
-          <w:lang w:val="en-US"/>
-        </w:rPr>
-      </w:pPr>
-    </w:p>
-    <w:p>
-      <w:pPr>
-        <w:pStyle w:val="paragraph"/>
-        <w:spacing w:before="0" w:beforeAutospacing="0" w:after="0" w:afterAutospacing="0"/>
-        <w:textAlignment w:val="baseline"/>
-        <w:rPr>
-          <w:rStyle w:val="normaltextrun"/>
-          <w:rFonts w:ascii="Arial" w:hAnsi="Arial" w:cs="Arial"/>
-          <w:lang w:val="en-US"/>
-        </w:rPr>
-      </w:pPr>
-    </w:p>
-    <w:p>
-      <w:pPr>
-        <w:pStyle w:val="paragraph"/>
-        <w:spacing w:before="0" w:beforeAutospacing="0" w:after="0" w:afterAutospacing="0"/>
-        <w:textAlignment w:val="baseline"/>
-        <w:rPr>
-          <w:rStyle w:val="normaltextrun"/>
-          <w:rFonts w:ascii="Arial" w:hAnsi="Arial" w:cs="Arial"/>
-          <w:lang w:val="en-US"/>
-        </w:rPr>
-      </w:pPr>
-    </w:p>
-    <w:p>
-      <w:pPr>
-        <w:pStyle w:val="paragraph"/>
-        <w:spacing w:before="0" w:beforeAutospacing="0" w:after="0" w:afterAutospacing="0"/>
-        <w:textAlignment w:val="baseline"/>
-        <w:rPr>
-          <w:rStyle w:val="normaltextrun"/>
-          <w:rFonts w:ascii="Arial" w:hAnsi="Arial" w:cs="Arial"/>
-          <w:lang w:val="en-US"/>
-        </w:rPr>
-      </w:pPr>
-    </w:p>
-    <w:p>
-      <w:pPr>
-        <w:pStyle w:val="paragraph"/>
-        <w:spacing w:before="0" w:beforeAutospacing="0" w:after="0" w:afterAutospacing="0"/>
-        <w:textAlignment w:val="baseline"/>
-        <w:rPr>
-          <w:rStyle w:val="normaltextrun"/>
-          <w:rFonts w:ascii="Arial" w:hAnsi="Arial" w:cs="Arial"/>
-          <w:lang w:val="en-US"/>
-        </w:rPr>
-      </w:pPr>
-    </w:p>
-    <w:p>
-      <w:pPr>
-        <w:pStyle w:val="paragraph"/>
-        <w:spacing w:before="0" w:beforeAutospacing="0" w:after="0" w:afterAutospacing="0"/>
-        <w:textAlignment w:val="baseline"/>
-        <w:rPr>
-          <w:rStyle w:val="normaltextrun"/>
-          <w:rFonts w:ascii="Arial" w:hAnsi="Arial" w:cs="Arial"/>
-          <w:lang w:val="en-US"/>
-        </w:rPr>
-      </w:pPr>
-    </w:p>
-    <w:p>
-      <w:pPr>
-        <w:pStyle w:val="paragraph"/>
-        <w:spacing w:before="0" w:beforeAutospacing="0" w:after="0" w:afterAutospacing="0"/>
-        <w:textAlignment w:val="baseline"/>
-        <w:rPr>
-          <w:rStyle w:val="normaltextrun"/>
-          <w:rFonts w:ascii="Arial" w:hAnsi="Arial" w:cs="Arial"/>
-          <w:lang w:val="en-US"/>
-        </w:rPr>
-      </w:pPr>
-    </w:p>
-    <w:p>
-      <w:pPr>
-        <w:pStyle w:val="paragraph"/>
-        <w:spacing w:before="0" w:beforeAutospacing="0" w:after="0" w:afterAutospacing="0"/>
-        <w:textAlignment w:val="baseline"/>
-        <w:rPr>
-          <w:rStyle w:val="normaltextrun"/>
-          <w:rFonts w:ascii="Arial" w:hAnsi="Arial" w:cs="Arial"/>
-          <w:lang w:val="en-US"/>
-        </w:rPr>
-      </w:pPr>
-    </w:p>
-    <w:p>
-      <w:pPr>
-        <w:pStyle w:val="paragraph"/>
-        <w:spacing w:before="0" w:beforeAutospacing="0" w:after="0" w:afterAutospacing="0"/>
-        <w:textAlignment w:val="baseline"/>
-        <w:rPr>
-          <w:rStyle w:val="normaltextrun"/>
-          <w:rFonts w:ascii="Arial" w:hAnsi="Arial" w:cs="Arial"/>
-          <w:lang w:val="en-US"/>
-        </w:rPr>
-      </w:pPr>
-    </w:p>
-    <w:p>
-      <w:pPr>
-        <w:pStyle w:val="paragraph"/>
-        <w:spacing w:before="0" w:beforeAutospacing="0" w:after="0" w:afterAutospacing="0"/>
-        <w:textAlignment w:val="baseline"/>
-        <w:rPr>
-          <w:rStyle w:val="normaltextrun"/>
-          <w:rFonts w:ascii="Arial" w:hAnsi="Arial" w:cs="Arial"/>
-          <w:lang w:val="en-US"/>
+        </w:rPr>
+      </w:pPr>
+      <w:r>
+        <w:rPr>
+          <w:rStyle w:val="normaltextrun"/>
+          <w:rFonts w:ascii="Arial" w:hAnsi="Arial" w:cs="Arial"/>
+        </w:rPr>
+        <w:t> </w:t>
+      </w:r>
+      <w:r>
+        <w:rPr>
+          <w:rStyle w:val="eop"/>
+          <w:rFonts w:ascii="Arial" w:hAnsi="Arial" w:cs="Arial"/>
+        </w:rPr>
+        <w:t> </w:t>
+      </w:r>
+    </w:p>
+    <w:p>
+      <w:pPr>
+        <w:pStyle w:val="paragraph"/>
+        <w:spacing w:before="0" w:beforeAutospacing="0" w:after="0" w:afterAutospacing="0"/>
+        <w:textAlignment w:val="baseline"/>
+        <w:rPr>
+          <w:rStyle w:val="eop"/>
+          <w:rFonts w:ascii="Arial" w:hAnsi="Arial" w:cs="Arial"/>
+        </w:rPr>
+      </w:pPr>
+    </w:p>
+    <w:p>
+      <w:pPr>
+        <w:pStyle w:val="paragraph"/>
+        <w:spacing w:before="0" w:beforeAutospacing="0" w:after="0" w:afterAutospacing="0"/>
+        <w:textAlignment w:val="baseline"/>
+        <w:rPr>
+          <w:rStyle w:val="eop"/>
+          <w:rFonts w:ascii="Arial" w:hAnsi="Arial" w:cs="Arial"/>
+        </w:rPr>
+      </w:pPr>
+    </w:p>
+    <w:p>
+      <w:pPr>
+        <w:pStyle w:val="paragraph"/>
+        <w:spacing w:before="0" w:beforeAutospacing="0" w:after="0" w:afterAutospacing="0"/>
+        <w:textAlignment w:val="baseline"/>
+        <w:rPr>
+          <w:rStyle w:val="normaltextrun"/>
+          <w:rFonts w:ascii="Arial" w:hAnsi="Arial" w:cs="Arial"/>
+        </w:rPr>
+      </w:pPr>
+    </w:p>
+    <w:p>
+      <w:pPr>
+        <w:pStyle w:val="paragraph"/>
+        <w:spacing w:before="0" w:beforeAutospacing="0" w:after="0" w:afterAutospacing="0"/>
+        <w:textAlignment w:val="baseline"/>
+        <w:rPr>
+          <w:rStyle w:val="normaltextrun"/>
+          <w:rFonts w:ascii="Arial" w:hAnsi="Arial" w:cs="Arial"/>
+        </w:rPr>
+      </w:pPr>
+    </w:p>
+    <w:p>
+      <w:pPr>
+        <w:pStyle w:val="paragraph"/>
+        <w:spacing w:before="0" w:beforeAutospacing="0" w:after="0" w:afterAutospacing="0"/>
+        <w:textAlignment w:val="baseline"/>
+        <w:rPr>
+          <w:rStyle w:val="normaltextrun"/>
+          <w:rFonts w:ascii="Arial" w:hAnsi="Arial" w:cs="Arial"/>
+        </w:rPr>
+      </w:pPr>
+    </w:p>
+    <w:p>
+      <w:pPr>
+        <w:pStyle w:val="paragraph"/>
+        <w:spacing w:before="0" w:beforeAutospacing="0" w:after="0" w:afterAutospacing="0"/>
+        <w:textAlignment w:val="baseline"/>
+        <w:rPr>
+          <w:rStyle w:val="normaltextrun"/>
+          <w:rFonts w:ascii="Arial" w:hAnsi="Arial" w:cs="Arial"/>
+        </w:rPr>
+      </w:pPr>
+    </w:p>
+    <w:p>
+      <w:pPr>
+        <w:pStyle w:val="paragraph"/>
+        <w:spacing w:before="0" w:beforeAutospacing="0" w:after="0" w:afterAutospacing="0"/>
+        <w:jc w:val="center"/>
+        <w:textAlignment w:val="baseline"/>
+        <w:rPr>
+          <w:rStyle w:val="normaltextrun"/>
+          <w:rFonts w:ascii="Arial" w:hAnsi="Arial" w:cs="Arial"/>
+          <w:sz w:val="40"/>
+          <w:szCs w:val="40"/>
+        </w:rPr>
+      </w:pPr>
+      <w:r>
+        <w:rPr>
+          <w:rStyle w:val="normaltextrun"/>
+          <w:rFonts w:ascii="Arial" w:hAnsi="Arial" w:cs="Arial"/>
+          <w:sz w:val="40"/>
+          <w:szCs w:val="40"/>
+        </w:rPr>
+        <w:t>Projeto Individual: Filhos Do Olimpo</w:t>
+      </w:r>
+    </w:p>
+    <w:p>
+      <w:pPr>
+        <w:pStyle w:val="paragraph"/>
+        <w:spacing w:before="0" w:beforeAutospacing="0" w:after="0" w:afterAutospacing="0"/>
+        <w:textAlignment w:val="baseline"/>
+        <w:rPr>
+          <w:rStyle w:val="normaltextrun"/>
+          <w:rFonts w:ascii="Arial" w:hAnsi="Arial" w:cs="Arial"/>
+        </w:rPr>
+      </w:pPr>
+    </w:p>
+    <w:p>
+      <w:pPr>
+        <w:pStyle w:val="paragraph"/>
+        <w:spacing w:before="0" w:beforeAutospacing="0" w:after="0" w:afterAutospacing="0"/>
+        <w:textAlignment w:val="baseline"/>
+        <w:rPr>
+          <w:rStyle w:val="normaltextrun"/>
+          <w:rFonts w:ascii="Arial" w:hAnsi="Arial" w:cs="Arial"/>
+        </w:rPr>
+      </w:pPr>
+    </w:p>
+    <w:p>
+      <w:pPr>
+        <w:pStyle w:val="paragraph"/>
+        <w:spacing w:before="0" w:beforeAutospacing="0" w:after="0" w:afterAutospacing="0"/>
+        <w:jc w:val="center"/>
+        <w:textAlignment w:val="baseline"/>
+        <w:rPr>
+          <w:rStyle w:val="normaltextrun"/>
+          <w:rFonts w:ascii="Arial" w:hAnsi="Arial" w:cs="Arial"/>
+          <w:sz w:val="32"/>
+          <w:szCs w:val="32"/>
+        </w:rPr>
+      </w:pPr>
+      <w:r>
+        <w:rPr>
+          <w:rStyle w:val="normaltextrun"/>
+          <w:rFonts w:ascii="Arial" w:hAnsi="Arial" w:cs="Arial"/>
+          <w:sz w:val="32"/>
+          <w:szCs w:val="32"/>
+        </w:rPr>
+        <w:t>Tecnólogo em Análise e Desenvolvimento de Sistemas</w:t>
+      </w:r>
+    </w:p>
+    <w:p>
+      <w:pPr>
+        <w:pStyle w:val="paragraph"/>
+        <w:spacing w:before="0" w:beforeAutospacing="0" w:after="0" w:afterAutospacing="0"/>
+        <w:jc w:val="center"/>
+        <w:textAlignment w:val="baseline"/>
+        <w:rPr>
+          <w:rStyle w:val="normaltextrun"/>
+          <w:rFonts w:ascii="Arial" w:hAnsi="Arial" w:cs="Arial"/>
+          <w:sz w:val="32"/>
+          <w:szCs w:val="32"/>
+        </w:rPr>
+      </w:pPr>
+    </w:p>
+    <w:p>
+      <w:pPr>
+        <w:pStyle w:val="paragraph"/>
+        <w:spacing w:before="0" w:beforeAutospacing="0" w:after="0" w:afterAutospacing="0"/>
+        <w:jc w:val="center"/>
+        <w:textAlignment w:val="baseline"/>
+        <w:rPr>
+          <w:rStyle w:val="normaltextrun"/>
+          <w:rFonts w:ascii="Arial" w:hAnsi="Arial" w:cs="Arial"/>
+          <w:sz w:val="32"/>
+          <w:szCs w:val="32"/>
+        </w:rPr>
+      </w:pPr>
+      <w:r>
+        <w:rPr>
+          <w:rStyle w:val="normaltextrun"/>
+          <w:rFonts w:ascii="Arial" w:hAnsi="Arial" w:cs="Arial"/>
+          <w:sz w:val="32"/>
+          <w:szCs w:val="32"/>
+        </w:rPr>
+        <w:t>Pesquisa e Inovação</w:t>
+      </w:r>
+    </w:p>
+    <w:p>
+      <w:pPr>
+        <w:pStyle w:val="paragraph"/>
+        <w:spacing w:before="0" w:beforeAutospacing="0" w:after="0" w:afterAutospacing="0"/>
+        <w:textAlignment w:val="baseline"/>
+        <w:rPr>
+          <w:rStyle w:val="normaltextrun"/>
+          <w:rFonts w:ascii="Arial" w:hAnsi="Arial" w:cs="Arial"/>
+          <w:sz w:val="28"/>
+          <w:szCs w:val="28"/>
+        </w:rPr>
+      </w:pPr>
+    </w:p>
+    <w:p>
+      <w:pPr>
+        <w:pStyle w:val="paragraph"/>
+        <w:spacing w:before="0" w:beforeAutospacing="0" w:after="0" w:afterAutospacing="0"/>
+        <w:textAlignment w:val="baseline"/>
+        <w:rPr>
+          <w:rStyle w:val="normaltextrun"/>
+          <w:rFonts w:ascii="Arial" w:hAnsi="Arial" w:cs="Arial"/>
+        </w:rPr>
+      </w:pPr>
+    </w:p>
+    <w:p>
+      <w:pPr>
+        <w:pStyle w:val="paragraph"/>
+        <w:spacing w:before="0" w:beforeAutospacing="0" w:after="0" w:afterAutospacing="0"/>
+        <w:textAlignment w:val="baseline"/>
+        <w:rPr>
+          <w:rStyle w:val="normaltextrun"/>
+          <w:rFonts w:ascii="Arial" w:hAnsi="Arial" w:cs="Arial"/>
+        </w:rPr>
+      </w:pPr>
+    </w:p>
+    <w:p>
+      <w:pPr>
+        <w:pStyle w:val="paragraph"/>
+        <w:spacing w:before="0" w:beforeAutospacing="0" w:after="0" w:afterAutospacing="0"/>
+        <w:textAlignment w:val="baseline"/>
+        <w:rPr>
+          <w:rStyle w:val="normaltextrun"/>
+          <w:rFonts w:ascii="Arial" w:hAnsi="Arial" w:cs="Arial"/>
+        </w:rPr>
+      </w:pPr>
+    </w:p>
+    <w:p>
+      <w:pPr>
+        <w:pStyle w:val="paragraph"/>
+        <w:spacing w:before="0" w:beforeAutospacing="0" w:after="0" w:afterAutospacing="0"/>
+        <w:textAlignment w:val="baseline"/>
+        <w:rPr>
+          <w:rStyle w:val="normaltextrun"/>
+          <w:rFonts w:ascii="Arial" w:hAnsi="Arial" w:cs="Arial"/>
+        </w:rPr>
+      </w:pPr>
+    </w:p>
+    <w:p>
+      <w:pPr>
+        <w:pStyle w:val="paragraph"/>
+        <w:spacing w:before="0" w:beforeAutospacing="0" w:after="0" w:afterAutospacing="0"/>
+        <w:textAlignment w:val="baseline"/>
+        <w:rPr>
+          <w:rStyle w:val="normaltextrun"/>
+          <w:rFonts w:ascii="Arial" w:hAnsi="Arial" w:cs="Arial"/>
+        </w:rPr>
+      </w:pPr>
+    </w:p>
+    <w:p>
+      <w:pPr>
+        <w:pStyle w:val="paragraph"/>
+        <w:spacing w:before="0" w:beforeAutospacing="0" w:after="0" w:afterAutospacing="0"/>
+        <w:textAlignment w:val="baseline"/>
+        <w:rPr>
+          <w:rStyle w:val="normaltextrun"/>
+          <w:rFonts w:ascii="Arial" w:hAnsi="Arial" w:cs="Arial"/>
+        </w:rPr>
+      </w:pPr>
+    </w:p>
+    <w:p>
+      <w:pPr>
+        <w:pStyle w:val="paragraph"/>
+        <w:spacing w:before="0" w:beforeAutospacing="0" w:after="0" w:afterAutospacing="0"/>
+        <w:textAlignment w:val="baseline"/>
+        <w:rPr>
+          <w:rStyle w:val="normaltextrun"/>
+          <w:rFonts w:ascii="Arial" w:hAnsi="Arial" w:cs="Arial"/>
+        </w:rPr>
+      </w:pPr>
+    </w:p>
+    <w:p>
+      <w:pPr>
+        <w:pStyle w:val="paragraph"/>
+        <w:spacing w:before="0" w:beforeAutospacing="0" w:after="0" w:afterAutospacing="0"/>
+        <w:textAlignment w:val="baseline"/>
+        <w:rPr>
+          <w:rStyle w:val="normaltextrun"/>
+          <w:rFonts w:ascii="Arial" w:hAnsi="Arial" w:cs="Arial"/>
+        </w:rPr>
+      </w:pPr>
+    </w:p>
+    <w:p>
+      <w:pPr>
+        <w:pStyle w:val="paragraph"/>
+        <w:spacing w:before="0" w:beforeAutospacing="0" w:after="0" w:afterAutospacing="0"/>
+        <w:textAlignment w:val="baseline"/>
+        <w:rPr>
+          <w:rStyle w:val="normaltextrun"/>
+          <w:rFonts w:ascii="Arial" w:hAnsi="Arial" w:cs="Arial"/>
+        </w:rPr>
+      </w:pPr>
+    </w:p>
+    <w:p>
+      <w:pPr>
+        <w:pStyle w:val="paragraph"/>
+        <w:spacing w:before="0" w:beforeAutospacing="0" w:after="0" w:afterAutospacing="0"/>
+        <w:textAlignment w:val="baseline"/>
+        <w:rPr>
+          <w:rStyle w:val="normaltextrun"/>
+          <w:rFonts w:ascii="Arial" w:hAnsi="Arial" w:cs="Arial"/>
+        </w:rPr>
+      </w:pPr>
+    </w:p>
+    <w:p>
+      <w:pPr>
+        <w:pStyle w:val="paragraph"/>
+        <w:spacing w:before="0" w:beforeAutospacing="0" w:after="0" w:afterAutospacing="0"/>
+        <w:textAlignment w:val="baseline"/>
+        <w:rPr>
+          <w:rStyle w:val="normaltextrun"/>
+          <w:rFonts w:ascii="Arial" w:hAnsi="Arial" w:cs="Arial"/>
+        </w:rPr>
+      </w:pPr>
+    </w:p>
+    <w:p>
+      <w:pPr>
+        <w:pStyle w:val="paragraph"/>
+        <w:spacing w:before="0" w:beforeAutospacing="0" w:after="0" w:afterAutospacing="0"/>
+        <w:textAlignment w:val="baseline"/>
+        <w:rPr>
+          <w:rStyle w:val="normaltextrun"/>
+          <w:rFonts w:ascii="Arial" w:hAnsi="Arial" w:cs="Arial"/>
+        </w:rPr>
+      </w:pPr>
+    </w:p>
+    <w:p>
+      <w:pPr>
+        <w:pStyle w:val="paragraph"/>
+        <w:spacing w:before="0" w:beforeAutospacing="0" w:after="0" w:afterAutospacing="0"/>
+        <w:textAlignment w:val="baseline"/>
+        <w:rPr>
+          <w:rStyle w:val="normaltextrun"/>
+          <w:rFonts w:ascii="Arial" w:hAnsi="Arial" w:cs="Arial"/>
+        </w:rPr>
+      </w:pPr>
+    </w:p>
+    <w:p>
+      <w:pPr>
+        <w:pStyle w:val="paragraph"/>
+        <w:spacing w:before="0" w:beforeAutospacing="0" w:after="0" w:afterAutospacing="0"/>
+        <w:textAlignment w:val="baseline"/>
+        <w:rPr>
+          <w:rStyle w:val="normaltextrun"/>
+          <w:rFonts w:ascii="Arial" w:hAnsi="Arial" w:cs="Arial"/>
+        </w:rPr>
+      </w:pPr>
+    </w:p>
+    <w:p>
+      <w:pPr>
+        <w:pStyle w:val="paragraph"/>
+        <w:spacing w:before="0" w:beforeAutospacing="0" w:after="0" w:afterAutospacing="0"/>
+        <w:textAlignment w:val="baseline"/>
+        <w:rPr>
+          <w:rStyle w:val="normaltextrun"/>
+          <w:rFonts w:ascii="Arial" w:hAnsi="Arial" w:cs="Arial"/>
+        </w:rPr>
+      </w:pPr>
+    </w:p>
+    <w:p>
+      <w:pPr>
+        <w:pStyle w:val="paragraph"/>
+        <w:spacing w:before="0" w:beforeAutospacing="0" w:after="0" w:afterAutospacing="0"/>
+        <w:textAlignment w:val="baseline"/>
+        <w:rPr>
+          <w:rStyle w:val="normaltextrun"/>
+          <w:rFonts w:ascii="Arial" w:hAnsi="Arial" w:cs="Arial"/>
+        </w:rPr>
+      </w:pPr>
+    </w:p>
+    <w:p>
+      <w:pPr>
+        <w:pStyle w:val="paragraph"/>
+        <w:spacing w:before="0" w:beforeAutospacing="0" w:after="0" w:afterAutospacing="0"/>
+        <w:textAlignment w:val="baseline"/>
+        <w:rPr>
+          <w:rStyle w:val="normaltextrun"/>
+          <w:rFonts w:ascii="Arial" w:hAnsi="Arial" w:cs="Arial"/>
+        </w:rPr>
+      </w:pPr>
+      <w:r>
+        <w:rPr>
+          <w:rStyle w:val="normaltextrun"/>
+          <w:rFonts w:ascii="Arial" w:hAnsi="Arial" w:cs="Arial"/>
+        </w:rPr>
+        <w:tab/>
+      </w:r>
+    </w:p>
+    <w:p>
+      <w:pPr>
+        <w:pStyle w:val="paragraph"/>
+        <w:spacing w:before="0" w:beforeAutospacing="0" w:after="0" w:afterAutospacing="0"/>
+        <w:textAlignment w:val="baseline"/>
+        <w:rPr>
+          <w:rStyle w:val="normaltextrun"/>
+          <w:rFonts w:ascii="Arial" w:hAnsi="Arial" w:cs="Arial"/>
+        </w:rPr>
+      </w:pPr>
+    </w:p>
+    <w:p>
+      <w:pPr>
+        <w:pStyle w:val="paragraph"/>
+        <w:spacing w:before="0" w:beforeAutospacing="0" w:after="0" w:afterAutospacing="0"/>
+        <w:textAlignment w:val="baseline"/>
+        <w:rPr>
+          <w:rStyle w:val="normaltextrun"/>
+          <w:rFonts w:ascii="Arial" w:hAnsi="Arial" w:cs="Arial"/>
+        </w:rPr>
+      </w:pPr>
+    </w:p>
+    <w:p>
+      <w:pPr>
+        <w:pStyle w:val="paragraph"/>
+        <w:spacing w:before="0" w:beforeAutospacing="0" w:after="0" w:afterAutospacing="0"/>
+        <w:textAlignment w:val="baseline"/>
+        <w:rPr>
+          <w:rStyle w:val="normaltextrun"/>
+          <w:rFonts w:ascii="Arial" w:hAnsi="Arial" w:cs="Arial"/>
+        </w:rPr>
+      </w:pPr>
+    </w:p>
+    <w:p>
+      <w:pPr>
+        <w:pStyle w:val="paragraph"/>
+        <w:spacing w:before="0" w:beforeAutospacing="0" w:after="0" w:afterAutospacing="0"/>
+        <w:jc w:val="center"/>
+        <w:textAlignment w:val="baseline"/>
+        <w:rPr>
+          <w:rStyle w:val="normaltextrun"/>
+          <w:rFonts w:ascii="Arial" w:hAnsi="Arial" w:cs="Arial"/>
+          <w:b/>
+          <w:bCs/>
+        </w:rPr>
+      </w:pPr>
+      <w:r>
+        <w:rPr>
+          <w:rStyle w:val="normaltextrun"/>
+          <w:rFonts w:ascii="Arial" w:hAnsi="Arial" w:cs="Arial"/>
+          <w:b/>
+          <w:bCs/>
+        </w:rPr>
+        <w:t>São Paulo</w:t>
+      </w:r>
+    </w:p>
+    <w:p>
+      <w:pPr>
+        <w:pStyle w:val="paragraph"/>
+        <w:spacing w:before="0" w:beforeAutospacing="0" w:after="0" w:afterAutospacing="0"/>
+        <w:jc w:val="center"/>
+        <w:textAlignment w:val="baseline"/>
+        <w:rPr>
+          <w:rStyle w:val="normaltextrun"/>
+          <w:rFonts w:ascii="Arial" w:hAnsi="Arial" w:cs="Arial"/>
+          <w:b/>
+          <w:bCs/>
+        </w:rPr>
+      </w:pPr>
+    </w:p>
+    <w:p>
+      <w:pPr>
+        <w:pStyle w:val="paragraph"/>
+        <w:spacing w:before="0" w:beforeAutospacing="0" w:after="0" w:afterAutospacing="0"/>
+        <w:jc w:val="center"/>
+        <w:textAlignment w:val="baseline"/>
+        <w:rPr>
+          <w:rStyle w:val="normaltextrun"/>
+          <w:rFonts w:ascii="Arial" w:hAnsi="Arial" w:cs="Arial"/>
+          <w:b/>
+          <w:bCs/>
+        </w:rPr>
+      </w:pPr>
+      <w:r>
+        <w:rPr>
+          <w:rStyle w:val="normaltextrun"/>
+          <w:rFonts w:ascii="Arial" w:hAnsi="Arial" w:cs="Arial"/>
+          <w:b/>
+          <w:bCs/>
+        </w:rPr>
+        <w:t>2026</w:t>
+      </w:r>
+    </w:p>
+    <w:p>
+      <w:pPr>
+        <w:pStyle w:val="paragraph"/>
+        <w:spacing w:before="0" w:beforeAutospacing="0" w:after="0" w:afterAutospacing="0" w:line="360" w:lineRule="auto"/>
+        <w:jc w:val="both"/>
+        <w:textAlignment w:val="baseline"/>
+        <w:rPr>
+          <w:rStyle w:val="normaltextrun"/>
+          <w:rFonts w:ascii="Arial" w:hAnsi="Arial" w:cs="Arial"/>
         </w:rPr>
       </w:pPr>
     </w:p>
@@ -743,36 +748,6 @@
         <w:jc w:val="both"/>
         <w:textAlignment w:val="baseline"/>
         <w:rPr>
-          <w:rStyle w:val="normaltextrun"/>
-          <w:rFonts w:ascii="Arial" w:hAnsi="Arial" w:cs="Arial"/>
-          <w:b/>
-          <w:bCs/>
-        </w:rPr>
-      </w:pPr>
-    </w:p>
-    <w:p>
-      <w:pPr>
-        <w:pStyle w:val="paragraph"/>
-        <w:spacing w:before="0" w:beforeAutospacing="0" w:after="0" w:afterAutospacing="0" w:line="360" w:lineRule="auto"/>
-        <w:ind w:firstLine="709"/>
-        <w:jc w:val="both"/>
-        <w:textAlignment w:val="baseline"/>
-        <w:rPr>
-          <w:rStyle w:val="normaltextrun"/>
-          <w:rFonts w:ascii="Arial" w:hAnsi="Arial" w:cs="Arial"/>
-          <w:b/>
-          <w:bCs/>
-        </w:rPr>
-      </w:pPr>
-    </w:p>
-    <w:p>
-      <w:pPr>
-        <w:pStyle w:val="paragraph"/>
-        <w:spacing w:before="0" w:beforeAutospacing="0" w:after="0" w:afterAutospacing="0" w:line="360" w:lineRule="auto"/>
-        <w:ind w:firstLine="709"/>
-        <w:jc w:val="both"/>
-        <w:textAlignment w:val="baseline"/>
-        <w:rPr>
           <w:rFonts w:ascii="Arial" w:hAnsi="Arial" w:cs="Arial"/>
         </w:rPr>
       </w:pPr>
@@ -913,71 +888,108 @@
       <w:pPr>
         <w:pStyle w:val="paragraph"/>
         <w:spacing w:before="0" w:beforeAutospacing="0" w:after="0" w:afterAutospacing="0" w:line="360" w:lineRule="auto"/>
-        <w:ind w:firstLine="709"/>
-        <w:jc w:val="both"/>
-        <w:textAlignment w:val="baseline"/>
-        <w:rPr>
-          <w:rFonts w:ascii="Arial" w:hAnsi="Arial" w:cs="Arial"/>
-        </w:rPr>
-      </w:pPr>
-    </w:p>
-    <w:p>
-      <w:pPr>
-        <w:pStyle w:val="paragraph"/>
-        <w:spacing w:before="0" w:beforeAutospacing="0" w:after="0" w:afterAutospacing="0" w:line="360" w:lineRule="auto"/>
-        <w:ind w:firstLine="709"/>
-        <w:jc w:val="both"/>
-        <w:textAlignment w:val="baseline"/>
-        <w:rPr>
-          <w:rFonts w:ascii="Arial" w:hAnsi="Arial" w:cs="Arial"/>
-        </w:rPr>
-      </w:pPr>
-    </w:p>
-    <w:p>
-      <w:pPr>
-        <w:pStyle w:val="paragraph"/>
-        <w:spacing w:before="0" w:beforeAutospacing="0" w:after="0" w:afterAutospacing="0" w:line="360" w:lineRule="auto"/>
-        <w:ind w:firstLine="709"/>
-        <w:jc w:val="both"/>
-        <w:textAlignment w:val="baseline"/>
-        <w:rPr>
-          <w:rFonts w:ascii="Arial" w:hAnsi="Arial" w:cs="Arial"/>
-        </w:rPr>
-      </w:pPr>
-    </w:p>
-    <w:p>
-      <w:pPr>
-        <w:pStyle w:val="paragraph"/>
-        <w:spacing w:before="0" w:beforeAutospacing="0" w:after="0" w:afterAutospacing="0" w:line="360" w:lineRule="auto"/>
-        <w:ind w:firstLine="709"/>
-        <w:jc w:val="both"/>
-        <w:textAlignment w:val="baseline"/>
-        <w:rPr>
-          <w:rFonts w:ascii="Arial" w:hAnsi="Arial" w:cs="Arial"/>
-        </w:rPr>
-      </w:pPr>
-    </w:p>
-    <w:p>
-      <w:pPr>
-        <w:pStyle w:val="paragraph"/>
-        <w:spacing w:before="0" w:beforeAutospacing="0" w:after="0" w:afterAutospacing="0" w:line="360" w:lineRule="auto"/>
-        <w:ind w:firstLine="709"/>
-        <w:jc w:val="both"/>
-        <w:textAlignment w:val="baseline"/>
-        <w:rPr>
-          <w:rFonts w:ascii="Arial" w:hAnsi="Arial" w:cs="Arial"/>
-        </w:rPr>
-      </w:pPr>
-    </w:p>
-    <w:p>
-      <w:pPr>
-        <w:pStyle w:val="paragraph"/>
-        <w:spacing w:before="0" w:beforeAutospacing="0" w:after="0" w:afterAutospacing="0" w:line="360" w:lineRule="auto"/>
-        <w:ind w:firstLine="709"/>
-        <w:jc w:val="both"/>
-        <w:textAlignment w:val="baseline"/>
-        <w:rPr>
-          <w:rFonts w:ascii="Arial" w:hAnsi="Arial" w:cs="Arial"/>
+        <w:jc w:val="both"/>
+        <w:textAlignment w:val="baseline"/>
+        <w:rPr>
+          <w:rFonts w:ascii="Arial" w:hAnsi="Arial" w:cs="Arial"/>
+        </w:rPr>
+      </w:pPr>
+    </w:p>
+    <w:p>
+      <w:pPr>
+        <w:pStyle w:val="paragraph"/>
+        <w:spacing w:before="0" w:beforeAutospacing="0" w:after="0" w:afterAutospacing="0" w:line="360" w:lineRule="auto"/>
+        <w:ind w:firstLine="709"/>
+        <w:jc w:val="both"/>
+        <w:textAlignment w:val="baseline"/>
+        <w:rPr>
+          <w:rFonts w:ascii="Arial" w:hAnsi="Arial" w:cs="Arial"/>
+          <w:b/>
+          <w:bCs/>
+        </w:rPr>
+      </w:pPr>
+    </w:p>
+    <w:p>
+      <w:pPr>
+        <w:pStyle w:val="paragraph"/>
+        <w:spacing w:before="0" w:beforeAutospacing="0" w:after="0" w:afterAutospacing="0" w:line="360" w:lineRule="auto"/>
+        <w:ind w:firstLine="709"/>
+        <w:jc w:val="both"/>
+        <w:textAlignment w:val="baseline"/>
+        <w:rPr>
+          <w:rFonts w:ascii="Arial" w:hAnsi="Arial" w:cs="Arial"/>
+          <w:b/>
+          <w:bCs/>
+        </w:rPr>
+      </w:pPr>
+    </w:p>
+    <w:p>
+      <w:pPr>
+        <w:pStyle w:val="paragraph"/>
+        <w:spacing w:before="0" w:beforeAutospacing="0" w:after="0" w:afterAutospacing="0" w:line="360" w:lineRule="auto"/>
+        <w:ind w:firstLine="709"/>
+        <w:jc w:val="both"/>
+        <w:textAlignment w:val="baseline"/>
+        <w:rPr>
+          <w:rFonts w:ascii="Arial" w:hAnsi="Arial" w:cs="Arial"/>
+          <w:b/>
+          <w:bCs/>
+        </w:rPr>
+      </w:pPr>
+    </w:p>
+    <w:p>
+      <w:pPr>
+        <w:pStyle w:val="paragraph"/>
+        <w:spacing w:before="0" w:beforeAutospacing="0" w:after="0" w:afterAutospacing="0" w:line="360" w:lineRule="auto"/>
+        <w:ind w:firstLine="709"/>
+        <w:jc w:val="both"/>
+        <w:textAlignment w:val="baseline"/>
+        <w:rPr>
+          <w:rFonts w:ascii="Arial" w:hAnsi="Arial" w:cs="Arial"/>
+          <w:b/>
+          <w:bCs/>
+        </w:rPr>
+      </w:pPr>
+    </w:p>
+    <w:p>
+      <w:pPr>
+        <w:pStyle w:val="paragraph"/>
+        <w:spacing w:before="0" w:beforeAutospacing="0" w:after="0" w:afterAutospacing="0" w:line="360" w:lineRule="auto"/>
+        <w:ind w:firstLine="709"/>
+        <w:jc w:val="both"/>
+        <w:textAlignment w:val="baseline"/>
+        <w:rPr>
+          <w:rFonts w:ascii="Arial" w:hAnsi="Arial" w:cs="Arial"/>
+          <w:b/>
+          <w:bCs/>
+        </w:rPr>
+      </w:pPr>
+    </w:p>
+    <w:p>
+      <w:pPr>
+        <w:pStyle w:val="paragraph"/>
+        <w:spacing w:before="0" w:beforeAutospacing="0" w:after="0" w:afterAutospacing="0" w:line="360" w:lineRule="auto"/>
+        <w:ind w:firstLine="709"/>
+        <w:jc w:val="both"/>
+        <w:textAlignment w:val="baseline"/>
+        <w:rPr>
+          <w:rFonts w:ascii="Arial" w:hAnsi="Arial" w:cs="Arial"/>
+          <w:b/>
+          <w:bCs/>
+        </w:rPr>
+      </w:pPr>
+    </w:p>
+    <w:p>
+      <w:pPr>
+        <w:pStyle w:val="paragraph"/>
+        <w:spacing w:before="0" w:beforeAutospacing="0" w:after="0" w:afterAutospacing="0" w:line="360" w:lineRule="auto"/>
+        <w:ind w:firstLine="709"/>
+        <w:jc w:val="both"/>
+        <w:textAlignment w:val="baseline"/>
+        <w:rPr>
+          <w:rFonts w:ascii="Arial" w:hAnsi="Arial" w:cs="Arial"/>
+          <w:b/>
+          <w:bCs/>
         </w:rPr>
       </w:pPr>
     </w:p>
@@ -1276,71 +1288,80 @@
       <w:pPr>
         <w:pStyle w:val="paragraph"/>
         <w:spacing w:before="0" w:beforeAutospacing="0" w:after="0" w:afterAutospacing="0" w:line="360" w:lineRule="auto"/>
-        <w:ind w:firstLine="709"/>
-        <w:jc w:val="both"/>
-        <w:textAlignment w:val="baseline"/>
-        <w:rPr>
-          <w:rFonts w:ascii="Arial" w:hAnsi="Arial" w:cs="Arial"/>
-        </w:rPr>
-      </w:pPr>
-    </w:p>
-    <w:p>
-      <w:pPr>
-        <w:pStyle w:val="paragraph"/>
-        <w:spacing w:before="0" w:beforeAutospacing="0" w:after="0" w:afterAutospacing="0" w:line="360" w:lineRule="auto"/>
-        <w:ind w:firstLine="709"/>
-        <w:jc w:val="both"/>
-        <w:textAlignment w:val="baseline"/>
-        <w:rPr>
-          <w:rFonts w:ascii="Arial" w:hAnsi="Arial" w:cs="Arial"/>
-        </w:rPr>
-      </w:pPr>
-    </w:p>
-    <w:p>
-      <w:pPr>
-        <w:pStyle w:val="paragraph"/>
-        <w:spacing w:before="0" w:beforeAutospacing="0" w:after="0" w:afterAutospacing="0" w:line="360" w:lineRule="auto"/>
-        <w:ind w:firstLine="709"/>
-        <w:jc w:val="both"/>
-        <w:textAlignment w:val="baseline"/>
-        <w:rPr>
-          <w:rFonts w:ascii="Arial" w:hAnsi="Arial" w:cs="Arial"/>
-        </w:rPr>
-      </w:pPr>
-    </w:p>
-    <w:p>
-      <w:pPr>
-        <w:pStyle w:val="paragraph"/>
-        <w:spacing w:before="0" w:beforeAutospacing="0" w:after="0" w:afterAutospacing="0" w:line="360" w:lineRule="auto"/>
-        <w:ind w:firstLine="709"/>
-        <w:jc w:val="both"/>
-        <w:textAlignment w:val="baseline"/>
-        <w:rPr>
-          <w:rFonts w:ascii="Arial" w:hAnsi="Arial" w:cs="Arial"/>
-        </w:rPr>
-      </w:pPr>
-    </w:p>
-    <w:p>
-      <w:pPr>
-        <w:pStyle w:val="paragraph"/>
-        <w:spacing w:before="0" w:beforeAutospacing="0" w:after="0" w:afterAutospacing="0" w:line="360" w:lineRule="auto"/>
-        <w:ind w:firstLine="709"/>
-        <w:jc w:val="both"/>
-        <w:textAlignment w:val="baseline"/>
-        <w:rPr>
-          <w:rFonts w:ascii="Arial" w:hAnsi="Arial" w:cs="Arial"/>
-        </w:rPr>
-      </w:pPr>
-    </w:p>
-    <w:p>
-      <w:pPr>
-        <w:pStyle w:val="paragraph"/>
-        <w:spacing w:before="0" w:beforeAutospacing="0" w:after="0" w:afterAutospacing="0" w:line="360" w:lineRule="auto"/>
-        <w:ind w:firstLine="709"/>
-        <w:jc w:val="both"/>
-        <w:textAlignment w:val="baseline"/>
-        <w:rPr>
-          <w:rFonts w:ascii="Arial" w:hAnsi="Arial" w:cs="Arial"/>
+        <w:jc w:val="both"/>
+        <w:textAlignment w:val="baseline"/>
+        <w:rPr>
+          <w:rFonts w:ascii="Arial" w:hAnsi="Arial" w:cs="Arial"/>
+        </w:rPr>
+      </w:pPr>
+    </w:p>
+    <w:p>
+      <w:pPr>
+        <w:pStyle w:val="paragraph"/>
+        <w:spacing w:before="0" w:beforeAutospacing="0" w:after="0" w:afterAutospacing="0" w:line="360" w:lineRule="auto"/>
+        <w:ind w:firstLine="709"/>
+        <w:jc w:val="both"/>
+        <w:textAlignment w:val="baseline"/>
+        <w:rPr>
+          <w:rFonts w:ascii="Arial" w:hAnsi="Arial" w:cs="Arial"/>
+          <w:b/>
+          <w:bCs/>
+        </w:rPr>
+      </w:pPr>
+    </w:p>
+    <w:p>
+      <w:pPr>
+        <w:pStyle w:val="paragraph"/>
+        <w:spacing w:before="0" w:beforeAutospacing="0" w:after="0" w:afterAutospacing="0" w:line="360" w:lineRule="auto"/>
+        <w:ind w:firstLine="709"/>
+        <w:jc w:val="both"/>
+        <w:textAlignment w:val="baseline"/>
+        <w:rPr>
+          <w:rFonts w:ascii="Arial" w:hAnsi="Arial" w:cs="Arial"/>
+          <w:b/>
+          <w:bCs/>
+        </w:rPr>
+      </w:pPr>
+    </w:p>
+    <w:p>
+      <w:pPr>
+        <w:pStyle w:val="paragraph"/>
+        <w:spacing w:before="0" w:beforeAutospacing="0" w:after="0" w:afterAutospacing="0" w:line="360" w:lineRule="auto"/>
+        <w:ind w:firstLine="709"/>
+        <w:jc w:val="both"/>
+        <w:textAlignment w:val="baseline"/>
+        <w:rPr>
+          <w:rFonts w:ascii="Arial" w:hAnsi="Arial" w:cs="Arial"/>
+          <w:b/>
+          <w:bCs/>
+        </w:rPr>
+      </w:pPr>
+    </w:p>
+    <w:p>
+      <w:pPr>
+        <w:pStyle w:val="paragraph"/>
+        <w:spacing w:before="0" w:beforeAutospacing="0" w:after="0" w:afterAutospacing="0" w:line="360" w:lineRule="auto"/>
+        <w:ind w:firstLine="709"/>
+        <w:jc w:val="both"/>
+        <w:textAlignment w:val="baseline"/>
+        <w:rPr>
+          <w:rFonts w:ascii="Arial" w:hAnsi="Arial" w:cs="Arial"/>
+          <w:b/>
+          <w:bCs/>
+        </w:rPr>
+      </w:pPr>
+    </w:p>
+    <w:p>
+      <w:pPr>
+        <w:pStyle w:val="paragraph"/>
+        <w:spacing w:before="0" w:beforeAutospacing="0" w:after="0" w:afterAutospacing="0" w:line="360" w:lineRule="auto"/>
+        <w:ind w:firstLine="709"/>
+        <w:jc w:val="both"/>
+        <w:textAlignment w:val="baseline"/>
+        <w:rPr>
+          <w:rFonts w:ascii="Arial" w:hAnsi="Arial" w:cs="Arial"/>
+          <w:b/>
+          <w:bCs/>
         </w:rPr>
       </w:pPr>
     </w:p>
@@ -1390,75 +1411,1188 @@
         <w:textAlignment w:val="baseline"/>
         <w:rPr>
           <w:rFonts w:ascii="Arial" w:hAnsi="Arial" w:cs="Arial"/>
+        </w:rPr>
+      </w:pPr>
+      <w:r>
+        <w:rPr>
+          <w:rFonts w:ascii="Arial" w:hAnsi="Arial" w:cs="Arial"/>
+        </w:rPr>
+        <w:t xml:space="preserve">A escolha do tema do projeto surgiu como uma oportunidade de </w:t>
+      </w:r>
+      <w:r>
+        <w:rPr>
+          <w:rFonts w:ascii="Arial" w:hAnsi="Arial" w:cs="Arial"/>
+        </w:rPr>
+        <w:t>aum</w:t>
+      </w:r>
+      <w:r>
+        <w:rPr>
+          <w:rFonts w:ascii="Arial" w:hAnsi="Arial" w:cs="Arial"/>
+        </w:rPr>
+        <w:t>e</w:t>
+      </w:r>
+      <w:r>
+        <w:rPr>
+          <w:rFonts w:ascii="Arial" w:hAnsi="Arial" w:cs="Arial"/>
+        </w:rPr>
+        <w:t>ntar e</w:t>
+      </w:r>
+      <w:r>
+        <w:rPr>
+          <w:rFonts w:ascii="Arial" w:hAnsi="Arial" w:cs="Arial"/>
+        </w:rPr>
+        <w:t xml:space="preserve"> fortalecer o hábito da leitura</w:t>
+      </w:r>
+      <w:r>
+        <w:rPr>
+          <w:rFonts w:ascii="Arial" w:hAnsi="Arial" w:cs="Arial"/>
+        </w:rPr>
+        <w:t>, algo que venho tentando fortalecer</w:t>
+      </w:r>
+      <w:r>
+        <w:rPr>
+          <w:rFonts w:ascii="Arial" w:hAnsi="Arial" w:cs="Arial"/>
+        </w:rPr>
+        <w:t xml:space="preserve">. </w:t>
+      </w:r>
+      <w:r>
+        <w:rPr>
+          <w:rFonts w:ascii="Arial" w:hAnsi="Arial" w:cs="Arial"/>
+        </w:rPr>
+        <w:t>Já existia um</w:t>
+      </w:r>
+      <w:r>
+        <w:rPr>
+          <w:rFonts w:ascii="Arial" w:hAnsi="Arial" w:cs="Arial"/>
+        </w:rPr>
+        <w:t xml:space="preserve"> interesse prévio pela franquia, </w:t>
+      </w:r>
+      <w:r>
+        <w:rPr>
+          <w:rFonts w:ascii="Arial" w:hAnsi="Arial" w:cs="Arial"/>
+        </w:rPr>
+        <w:t xml:space="preserve">mas, </w:t>
+      </w:r>
+      <w:r>
+        <w:rPr>
+          <w:rFonts w:ascii="Arial" w:hAnsi="Arial" w:cs="Arial"/>
+        </w:rPr>
+        <w:t>o contato mais aprofundado com a obra durante o mês de abril proporcionou maior envolvimento com seu universo, despertando a curiosidade em compreender melhor seus elementos e personagens.</w:t>
+      </w:r>
+    </w:p>
+    <w:p>
+      <w:pPr>
+        <w:pStyle w:val="paragraph"/>
+        <w:spacing w:before="0" w:beforeAutospacing="0" w:after="0" w:afterAutospacing="0" w:line="360" w:lineRule="auto"/>
+        <w:ind w:firstLine="709"/>
+        <w:jc w:val="both"/>
+        <w:textAlignment w:val="baseline"/>
+        <w:rPr>
+          <w:rFonts w:ascii="Arial" w:hAnsi="Arial" w:cs="Arial"/>
+        </w:rPr>
+      </w:pPr>
+    </w:p>
+    <w:p>
+      <w:pPr>
+        <w:pStyle w:val="paragraph"/>
+        <w:spacing w:before="0" w:beforeAutospacing="0" w:after="0" w:afterAutospacing="0" w:line="360" w:lineRule="auto"/>
+        <w:ind w:firstLine="709"/>
+        <w:jc w:val="both"/>
+        <w:textAlignment w:val="baseline"/>
+        <w:rPr>
+          <w:rFonts w:ascii="Arial" w:hAnsi="Arial" w:cs="Arial"/>
+        </w:rPr>
+      </w:pPr>
+    </w:p>
+    <w:p>
+      <w:pPr>
+        <w:pStyle w:val="paragraph"/>
+        <w:spacing w:before="0" w:beforeAutospacing="0" w:after="0" w:afterAutospacing="0" w:line="360" w:lineRule="auto"/>
+        <w:ind w:firstLine="709"/>
+        <w:jc w:val="both"/>
+        <w:textAlignment w:val="baseline"/>
+        <w:rPr>
+          <w:rFonts w:ascii="Arial" w:hAnsi="Arial" w:cs="Arial"/>
+        </w:rPr>
+      </w:pPr>
+    </w:p>
+    <w:p>
+      <w:pPr>
+        <w:pStyle w:val="paragraph"/>
+        <w:spacing w:before="0" w:beforeAutospacing="0" w:after="0" w:afterAutospacing="0" w:line="360" w:lineRule="auto"/>
+        <w:ind w:firstLine="709"/>
+        <w:jc w:val="both"/>
+        <w:textAlignment w:val="baseline"/>
+        <w:rPr>
+          <w:rFonts w:ascii="Arial" w:hAnsi="Arial" w:cs="Arial"/>
+        </w:rPr>
+      </w:pPr>
+    </w:p>
+    <w:p>
+      <w:pPr>
+        <w:pStyle w:val="paragraph"/>
+        <w:spacing w:before="0" w:beforeAutospacing="0" w:after="0" w:afterAutospacing="0" w:line="360" w:lineRule="auto"/>
+        <w:ind w:firstLine="709"/>
+        <w:jc w:val="both"/>
+        <w:textAlignment w:val="baseline"/>
+        <w:rPr>
+          <w:rFonts w:ascii="Arial" w:hAnsi="Arial" w:cs="Arial"/>
+        </w:rPr>
+      </w:pPr>
+    </w:p>
+    <w:p>
+      <w:pPr>
+        <w:pStyle w:val="paragraph"/>
+        <w:spacing w:before="0" w:beforeAutospacing="0" w:after="0" w:afterAutospacing="0" w:line="360" w:lineRule="auto"/>
+        <w:ind w:firstLine="709"/>
+        <w:jc w:val="both"/>
+        <w:textAlignment w:val="baseline"/>
+        <w:rPr>
+          <w:rFonts w:ascii="Arial" w:hAnsi="Arial" w:cs="Arial"/>
+        </w:rPr>
+      </w:pPr>
+    </w:p>
+    <w:p>
+      <w:pPr>
+        <w:pStyle w:val="paragraph"/>
+        <w:spacing w:before="0" w:beforeAutospacing="0" w:after="0" w:afterAutospacing="0" w:line="360" w:lineRule="auto"/>
+        <w:ind w:firstLine="709"/>
+        <w:jc w:val="both"/>
+        <w:textAlignment w:val="baseline"/>
+        <w:rPr>
+          <w:rFonts w:ascii="Arial" w:hAnsi="Arial" w:cs="Arial"/>
+        </w:rPr>
+      </w:pPr>
+    </w:p>
+    <w:p>
+      <w:pPr>
+        <w:pStyle w:val="paragraph"/>
+        <w:spacing w:before="0" w:beforeAutospacing="0" w:after="0" w:afterAutospacing="0" w:line="360" w:lineRule="auto"/>
+        <w:ind w:firstLine="709"/>
+        <w:jc w:val="both"/>
+        <w:textAlignment w:val="baseline"/>
+        <w:rPr>
+          <w:rFonts w:ascii="Arial" w:hAnsi="Arial" w:cs="Arial"/>
+        </w:rPr>
+      </w:pPr>
+    </w:p>
+    <w:p>
+      <w:pPr>
+        <w:pStyle w:val="paragraph"/>
+        <w:spacing w:before="0" w:beforeAutospacing="0" w:after="0" w:afterAutospacing="0" w:line="360" w:lineRule="auto"/>
+        <w:ind w:firstLine="709"/>
+        <w:jc w:val="both"/>
+        <w:textAlignment w:val="baseline"/>
+        <w:rPr>
+          <w:rFonts w:ascii="Arial" w:hAnsi="Arial" w:cs="Arial"/>
+        </w:rPr>
+      </w:pPr>
+    </w:p>
+    <w:p>
+      <w:pPr>
+        <w:pStyle w:val="paragraph"/>
+        <w:spacing w:before="0" w:beforeAutospacing="0" w:after="0" w:afterAutospacing="0" w:line="360" w:lineRule="auto"/>
+        <w:ind w:firstLine="709"/>
+        <w:jc w:val="both"/>
+        <w:textAlignment w:val="baseline"/>
+        <w:rPr>
+          <w:rFonts w:ascii="Arial" w:hAnsi="Arial" w:cs="Arial"/>
+        </w:rPr>
+      </w:pPr>
+    </w:p>
+    <w:p>
+      <w:pPr>
+        <w:pStyle w:val="paragraph"/>
+        <w:spacing w:before="0" w:beforeAutospacing="0" w:after="0" w:afterAutospacing="0" w:line="360" w:lineRule="auto"/>
+        <w:ind w:firstLine="709"/>
+        <w:jc w:val="both"/>
+        <w:textAlignment w:val="baseline"/>
+        <w:rPr>
+          <w:rFonts w:ascii="Arial" w:hAnsi="Arial" w:cs="Arial"/>
+        </w:rPr>
+      </w:pPr>
+    </w:p>
+    <w:p>
+      <w:pPr>
+        <w:pStyle w:val="paragraph"/>
+        <w:spacing w:before="0" w:beforeAutospacing="0" w:after="0" w:afterAutospacing="0" w:line="360" w:lineRule="auto"/>
+        <w:ind w:firstLine="709"/>
+        <w:jc w:val="both"/>
+        <w:textAlignment w:val="baseline"/>
+        <w:rPr>
+          <w:rFonts w:ascii="Arial" w:hAnsi="Arial" w:cs="Arial"/>
+        </w:rPr>
+      </w:pPr>
+    </w:p>
+    <w:p>
+      <w:pPr>
+        <w:pStyle w:val="paragraph"/>
+        <w:spacing w:before="0" w:beforeAutospacing="0" w:after="0" w:afterAutospacing="0" w:line="360" w:lineRule="auto"/>
+        <w:ind w:firstLine="709"/>
+        <w:jc w:val="both"/>
+        <w:textAlignment w:val="baseline"/>
+        <w:rPr>
+          <w:rFonts w:ascii="Arial" w:hAnsi="Arial" w:cs="Arial"/>
+        </w:rPr>
+      </w:pPr>
+    </w:p>
+    <w:p>
+      <w:pPr>
+        <w:pStyle w:val="paragraph"/>
+        <w:spacing w:before="0" w:beforeAutospacing="0" w:after="0" w:afterAutospacing="0" w:line="360" w:lineRule="auto"/>
+        <w:ind w:firstLine="709"/>
+        <w:jc w:val="both"/>
+        <w:textAlignment w:val="baseline"/>
+        <w:rPr>
+          <w:rFonts w:ascii="Arial" w:hAnsi="Arial" w:cs="Arial"/>
+        </w:rPr>
+      </w:pPr>
+    </w:p>
+    <w:p>
+      <w:pPr>
+        <w:pStyle w:val="paragraph"/>
+        <w:spacing w:before="0" w:beforeAutospacing="0" w:after="0" w:afterAutospacing="0" w:line="360" w:lineRule="auto"/>
+        <w:ind w:firstLine="709"/>
+        <w:jc w:val="both"/>
+        <w:textAlignment w:val="baseline"/>
+        <w:rPr>
+          <w:rFonts w:ascii="Arial" w:hAnsi="Arial" w:cs="Arial"/>
+        </w:rPr>
+      </w:pPr>
+    </w:p>
+    <w:p>
+      <w:pPr>
+        <w:pStyle w:val="paragraph"/>
+        <w:spacing w:before="0" w:beforeAutospacing="0" w:after="0" w:afterAutospacing="0" w:line="360" w:lineRule="auto"/>
+        <w:ind w:firstLine="709"/>
+        <w:jc w:val="both"/>
+        <w:textAlignment w:val="baseline"/>
+        <w:rPr>
+          <w:rFonts w:ascii="Arial" w:hAnsi="Arial" w:cs="Arial"/>
+        </w:rPr>
+      </w:pPr>
+    </w:p>
+    <w:p>
+      <w:pPr>
+        <w:pStyle w:val="paragraph"/>
+        <w:spacing w:before="0" w:beforeAutospacing="0" w:after="0" w:afterAutospacing="0" w:line="360" w:lineRule="auto"/>
+        <w:ind w:firstLine="709"/>
+        <w:jc w:val="both"/>
+        <w:textAlignment w:val="baseline"/>
+        <w:rPr>
+          <w:rFonts w:ascii="Arial" w:hAnsi="Arial" w:cs="Arial"/>
+        </w:rPr>
+      </w:pPr>
+    </w:p>
+    <w:p>
+      <w:pPr>
+        <w:pStyle w:val="paragraph"/>
+        <w:spacing w:before="0" w:beforeAutospacing="0" w:after="0" w:afterAutospacing="0" w:line="360" w:lineRule="auto"/>
+        <w:ind w:firstLine="709"/>
+        <w:jc w:val="both"/>
+        <w:textAlignment w:val="baseline"/>
+        <w:rPr>
+          <w:rFonts w:ascii="Arial" w:hAnsi="Arial" w:cs="Arial"/>
+        </w:rPr>
+      </w:pPr>
+    </w:p>
+    <w:p>
+      <w:pPr>
+        <w:pStyle w:val="paragraph"/>
+        <w:spacing w:before="0" w:beforeAutospacing="0" w:after="0" w:afterAutospacing="0" w:line="360" w:lineRule="auto"/>
+        <w:ind w:firstLine="709"/>
+        <w:jc w:val="both"/>
+        <w:textAlignment w:val="baseline"/>
+        <w:rPr>
+          <w:rFonts w:ascii="Arial" w:hAnsi="Arial" w:cs="Arial"/>
+        </w:rPr>
+      </w:pPr>
+    </w:p>
+    <w:p>
+      <w:pPr>
+        <w:pStyle w:val="paragraph"/>
+        <w:spacing w:before="0" w:beforeAutospacing="0" w:after="0" w:afterAutospacing="0" w:line="360" w:lineRule="auto"/>
+        <w:ind w:firstLine="709"/>
+        <w:jc w:val="both"/>
+        <w:textAlignment w:val="baseline"/>
+        <w:rPr>
+          <w:rFonts w:ascii="Arial" w:hAnsi="Arial" w:cs="Arial"/>
+        </w:rPr>
+      </w:pPr>
+    </w:p>
+    <w:p>
+      <w:pPr>
+        <w:pStyle w:val="paragraph"/>
+        <w:spacing w:before="0" w:beforeAutospacing="0" w:after="0" w:afterAutospacing="0" w:line="360" w:lineRule="auto"/>
+        <w:jc w:val="both"/>
+        <w:textAlignment w:val="baseline"/>
+        <w:rPr>
+          <w:rFonts w:ascii="Arial" w:hAnsi="Arial" w:cs="Arial"/>
+        </w:rPr>
+      </w:pPr>
+    </w:p>
+    <w:p>
+      <w:pPr>
+        <w:pStyle w:val="paragraph"/>
+        <w:spacing w:before="0" w:beforeAutospacing="0" w:after="0" w:afterAutospacing="0" w:line="360" w:lineRule="auto"/>
+        <w:ind w:firstLine="709"/>
+        <w:jc w:val="both"/>
+        <w:textAlignment w:val="baseline"/>
+        <w:rPr>
+          <w:rFonts w:ascii="Arial" w:hAnsi="Arial" w:cs="Arial"/>
+          <w:b/>
+          <w:bCs/>
+        </w:rPr>
+      </w:pPr>
+    </w:p>
+    <w:p>
+      <w:pPr>
+        <w:pStyle w:val="paragraph"/>
+        <w:spacing w:before="0" w:beforeAutospacing="0" w:after="0" w:afterAutospacing="0" w:line="360" w:lineRule="auto"/>
+        <w:ind w:firstLine="709"/>
+        <w:jc w:val="both"/>
+        <w:textAlignment w:val="baseline"/>
+        <w:rPr>
+          <w:rFonts w:ascii="Arial" w:hAnsi="Arial" w:cs="Arial"/>
+          <w:b/>
+          <w:bCs/>
+        </w:rPr>
+      </w:pPr>
+    </w:p>
+    <w:p>
+      <w:pPr>
+        <w:pStyle w:val="paragraph"/>
+        <w:spacing w:before="0" w:beforeAutospacing="0" w:after="0" w:afterAutospacing="0" w:line="360" w:lineRule="auto"/>
+        <w:ind w:firstLine="709"/>
+        <w:jc w:val="both"/>
+        <w:textAlignment w:val="baseline"/>
+        <w:rPr>
+          <w:rFonts w:ascii="Arial" w:hAnsi="Arial" w:cs="Arial"/>
+          <w:b/>
+          <w:bCs/>
+        </w:rPr>
+      </w:pPr>
+    </w:p>
+    <w:p>
+      <w:pPr>
+        <w:pStyle w:val="paragraph"/>
+        <w:spacing w:before="0" w:beforeAutospacing="0" w:after="0" w:afterAutospacing="0" w:line="360" w:lineRule="auto"/>
+        <w:ind w:firstLine="709"/>
+        <w:jc w:val="both"/>
+        <w:textAlignment w:val="baseline"/>
+        <w:rPr>
+          <w:rFonts w:ascii="Arial" w:hAnsi="Arial" w:cs="Arial"/>
+          <w:b/>
+          <w:bCs/>
+        </w:rPr>
+      </w:pPr>
+    </w:p>
+    <w:p>
+      <w:pPr>
+        <w:pStyle w:val="paragraph"/>
+        <w:spacing w:before="0" w:beforeAutospacing="0" w:after="0" w:afterAutospacing="0" w:line="360" w:lineRule="auto"/>
+        <w:ind w:firstLine="709"/>
+        <w:jc w:val="both"/>
+        <w:textAlignment w:val="baseline"/>
+        <w:rPr>
+          <w:rFonts w:ascii="Arial" w:hAnsi="Arial" w:cs="Arial"/>
+          <w:b/>
+          <w:bCs/>
+        </w:rPr>
+      </w:pPr>
+    </w:p>
+    <w:p>
+      <w:pPr>
+        <w:pStyle w:val="paragraph"/>
+        <w:spacing w:before="0" w:beforeAutospacing="0" w:after="0" w:afterAutospacing="0" w:line="360" w:lineRule="auto"/>
+        <w:ind w:firstLine="709"/>
+        <w:jc w:val="both"/>
+        <w:textAlignment w:val="baseline"/>
+        <w:rPr>
+          <w:rFonts w:ascii="Arial" w:hAnsi="Arial" w:cs="Arial"/>
+          <w:b/>
+          <w:bCs/>
+        </w:rPr>
+      </w:pPr>
+      <w:r>
+        <w:rPr>
+          <w:rFonts w:ascii="Arial" w:hAnsi="Arial" w:cs="Arial"/>
+          <w:b/>
+          <w:bCs/>
+        </w:rPr>
+        <w:lastRenderedPageBreak/>
+        <w:t xml:space="preserve">ODS 3 – Saúde e Bem estar e ODS 4 - </w:t>
+      </w:r>
+      <w:r>
+        <w:rPr>
+          <w:rFonts w:ascii="Arial" w:hAnsi="Arial" w:cs="Arial"/>
+          <w:b/>
+          <w:bCs/>
+        </w:rPr>
+        <w:t>Educação de Qualidade</w:t>
+      </w:r>
+    </w:p>
+    <w:p>
+      <w:pPr>
+        <w:pStyle w:val="paragraph"/>
+        <w:spacing w:before="0" w:beforeAutospacing="0" w:after="0" w:afterAutospacing="0" w:line="360" w:lineRule="auto"/>
+        <w:jc w:val="both"/>
+        <w:textAlignment w:val="baseline"/>
+        <w:rPr>
+          <w:rFonts w:ascii="Arial" w:hAnsi="Arial" w:cs="Arial"/>
+          <w:b/>
+          <w:bCs/>
+        </w:rPr>
+      </w:pPr>
+    </w:p>
+    <w:p>
+      <w:pPr>
+        <w:pStyle w:val="paragraph"/>
+        <w:spacing w:before="0" w:beforeAutospacing="0" w:after="0" w:afterAutospacing="0" w:line="360" w:lineRule="auto"/>
+        <w:ind w:firstLine="709"/>
+        <w:jc w:val="both"/>
+        <w:textAlignment w:val="baseline"/>
+        <w:rPr>
+          <w:rFonts w:ascii="Arial" w:hAnsi="Arial" w:cs="Arial"/>
+        </w:rPr>
+      </w:pPr>
+      <w:r>
+        <w:rPr>
+          <w:rFonts w:ascii="Arial" w:hAnsi="Arial" w:cs="Arial"/>
+        </w:rPr>
+        <w:t xml:space="preserve">O projeto contribui diretamente para as ODS 3 e 4, pois promove o incentivo à leitura não apenas como algo “intelectual”, mas também como uma atividade divertida e imersiva. Através do universo de </w:t>
+      </w:r>
+      <w:r>
+        <w:rPr>
+          <w:rFonts w:ascii="Arial" w:hAnsi="Arial" w:cs="Arial"/>
+          <w:b/>
+          <w:bCs/>
+          <w:i/>
+          <w:iCs/>
+        </w:rPr>
+        <w:t>Percy Jackson e os Olimpianos</w:t>
+      </w:r>
+      <w:r>
+        <w:rPr>
+          <w:rFonts w:ascii="Arial" w:hAnsi="Arial" w:cs="Arial"/>
+        </w:rPr>
+        <w:t>, o projeto</w:t>
+      </w:r>
+      <w:r>
+        <w:rPr>
+          <w:rFonts w:ascii="Arial" w:hAnsi="Arial" w:cs="Arial"/>
+        </w:rPr>
+        <w:t xml:space="preserve"> visa</w:t>
+      </w:r>
+      <w:r>
+        <w:rPr>
+          <w:rFonts w:ascii="Arial" w:hAnsi="Arial" w:cs="Arial"/>
+        </w:rPr>
+        <w:t xml:space="preserve"> desperta</w:t>
+      </w:r>
+      <w:r>
+        <w:rPr>
+          <w:rFonts w:ascii="Arial" w:hAnsi="Arial" w:cs="Arial"/>
+        </w:rPr>
+        <w:t>r</w:t>
+      </w:r>
+      <w:r>
+        <w:rPr>
+          <w:rFonts w:ascii="Arial" w:hAnsi="Arial" w:cs="Arial"/>
+        </w:rPr>
+        <w:t xml:space="preserve"> o interesse dos usuários pela leitura, incentivando a busca por mais informações sobre a saga e abrindo portas para o conhecimento de diversas outras obras literárias.</w:t>
+      </w:r>
+    </w:p>
+    <w:p>
+      <w:pPr>
+        <w:pStyle w:val="paragraph"/>
+        <w:spacing w:before="0" w:beforeAutospacing="0" w:after="0" w:afterAutospacing="0" w:line="360" w:lineRule="auto"/>
+        <w:ind w:firstLine="709"/>
+        <w:jc w:val="both"/>
+        <w:textAlignment w:val="baseline"/>
+        <w:rPr>
+          <w:rFonts w:ascii="Arial" w:hAnsi="Arial" w:cs="Arial"/>
+        </w:rPr>
+      </w:pPr>
+      <w:r>
+        <w:rPr>
+          <w:rFonts w:ascii="Arial" w:hAnsi="Arial" w:cs="Arial"/>
+        </w:rPr>
+        <w:t>Além disso, o projeto também contribui para o desenvolvimento intelectual dos usuários, estimulando o hábito da leitura e reduzindo o tempo gasto em atividades pouco produtivas. Dessa forma, a plataforma une entretenimento, cultura e aprendizado em uma experiência digital interativa e educativa.</w:t>
+      </w:r>
+    </w:p>
+    <w:p>
+      <w:pPr>
+        <w:pStyle w:val="paragraph"/>
+        <w:spacing w:before="0" w:beforeAutospacing="0" w:after="0" w:afterAutospacing="0" w:line="360" w:lineRule="auto"/>
+        <w:jc w:val="both"/>
+        <w:textAlignment w:val="baseline"/>
+        <w:rPr>
+          <w:rFonts w:ascii="Arial" w:hAnsi="Arial" w:cs="Arial"/>
           <w:u w:val="single"/>
         </w:rPr>
       </w:pPr>
-      <w:r>
-        <w:rPr>
-          <w:rFonts w:ascii="Arial" w:hAnsi="Arial" w:cs="Arial"/>
-        </w:rPr>
-        <w:t xml:space="preserve">A escolha do tema do projeto surgiu como uma oportunidade de </w:t>
-      </w:r>
-      <w:r>
-        <w:rPr>
-          <w:rFonts w:ascii="Arial" w:hAnsi="Arial" w:cs="Arial"/>
-        </w:rPr>
-        <w:t>aum</w:t>
-      </w:r>
-      <w:r>
-        <w:rPr>
-          <w:rFonts w:ascii="Arial" w:hAnsi="Arial" w:cs="Arial"/>
-        </w:rPr>
-        <w:t>e</w:t>
-      </w:r>
-      <w:r>
-        <w:rPr>
-          <w:rFonts w:ascii="Arial" w:hAnsi="Arial" w:cs="Arial"/>
-        </w:rPr>
-        <w:t>ntar e</w:t>
-      </w:r>
-      <w:r>
-        <w:rPr>
-          <w:rFonts w:ascii="Arial" w:hAnsi="Arial" w:cs="Arial"/>
-        </w:rPr>
-        <w:t xml:space="preserve"> fortalecer o hábito da leitura</w:t>
-      </w:r>
-      <w:r>
-        <w:rPr>
-          <w:rFonts w:ascii="Arial" w:hAnsi="Arial" w:cs="Arial"/>
-        </w:rPr>
-        <w:t>, algo que venho tentando fortalecer</w:t>
-      </w:r>
-      <w:r>
-        <w:rPr>
-          <w:rFonts w:ascii="Arial" w:hAnsi="Arial" w:cs="Arial"/>
-        </w:rPr>
-        <w:t xml:space="preserve">. </w:t>
-      </w:r>
-      <w:r>
-        <w:rPr>
-          <w:rFonts w:ascii="Arial" w:hAnsi="Arial" w:cs="Arial"/>
-        </w:rPr>
-        <w:t>Já existia um</w:t>
-      </w:r>
-      <w:r>
-        <w:rPr>
-          <w:rFonts w:ascii="Arial" w:hAnsi="Arial" w:cs="Arial"/>
-        </w:rPr>
-        <w:t xml:space="preserve"> interesse prévio pela franquia, </w:t>
-      </w:r>
-      <w:r>
-        <w:rPr>
-          <w:rFonts w:ascii="Arial" w:hAnsi="Arial" w:cs="Arial"/>
-        </w:rPr>
-        <w:t xml:space="preserve">mas, </w:t>
-      </w:r>
-      <w:r>
-        <w:rPr>
-          <w:rFonts w:ascii="Arial" w:hAnsi="Arial" w:cs="Arial"/>
-        </w:rPr>
-        <w:t>o contato mais aprofundado com a obra durante o mês de abril proporcionou maior envolvimento com seu universo, despertando a curiosidade em compreender melhor seus elementos e personagens.</w:t>
-      </w:r>
+    </w:p>
+    <w:p>
+      <w:pPr>
+        <w:pStyle w:val="paragraph"/>
+        <w:spacing w:before="0" w:beforeAutospacing="0" w:after="0" w:afterAutospacing="0" w:line="360" w:lineRule="auto"/>
+        <w:jc w:val="both"/>
+        <w:textAlignment w:val="baseline"/>
+        <w:rPr>
+          <w:rFonts w:ascii="Arial" w:hAnsi="Arial" w:cs="Arial"/>
+          <w:u w:val="single"/>
+        </w:rPr>
+      </w:pPr>
+    </w:p>
+    <w:p>
+      <w:pPr>
+        <w:pStyle w:val="paragraph"/>
+        <w:spacing w:before="0" w:beforeAutospacing="0" w:after="0" w:afterAutospacing="0" w:line="360" w:lineRule="auto"/>
+        <w:jc w:val="both"/>
+        <w:textAlignment w:val="baseline"/>
+        <w:rPr>
+          <w:rFonts w:ascii="Arial" w:hAnsi="Arial" w:cs="Arial"/>
+          <w:u w:val="single"/>
+        </w:rPr>
+      </w:pPr>
+    </w:p>
+    <w:p>
+      <w:pPr>
+        <w:pStyle w:val="paragraph"/>
+        <w:spacing w:before="0" w:beforeAutospacing="0" w:after="0" w:afterAutospacing="0" w:line="360" w:lineRule="auto"/>
+        <w:jc w:val="both"/>
+        <w:textAlignment w:val="baseline"/>
+        <w:rPr>
+          <w:rFonts w:ascii="Arial" w:hAnsi="Arial" w:cs="Arial"/>
+          <w:u w:val="single"/>
+        </w:rPr>
+      </w:pPr>
+    </w:p>
+    <w:p>
+      <w:pPr>
+        <w:pStyle w:val="paragraph"/>
+        <w:spacing w:before="0" w:beforeAutospacing="0" w:after="0" w:afterAutospacing="0" w:line="360" w:lineRule="auto"/>
+        <w:jc w:val="both"/>
+        <w:textAlignment w:val="baseline"/>
+        <w:rPr>
+          <w:rFonts w:ascii="Arial" w:hAnsi="Arial" w:cs="Arial"/>
+          <w:u w:val="single"/>
+        </w:rPr>
+      </w:pPr>
+    </w:p>
+    <w:p>
+      <w:pPr>
+        <w:pStyle w:val="paragraph"/>
+        <w:spacing w:before="0" w:beforeAutospacing="0" w:after="0" w:afterAutospacing="0" w:line="360" w:lineRule="auto"/>
+        <w:jc w:val="both"/>
+        <w:textAlignment w:val="baseline"/>
+        <w:rPr>
+          <w:rFonts w:ascii="Arial" w:hAnsi="Arial" w:cs="Arial"/>
+          <w:u w:val="single"/>
+        </w:rPr>
+      </w:pPr>
+    </w:p>
+    <w:p>
+      <w:pPr>
+        <w:pStyle w:val="paragraph"/>
+        <w:spacing w:before="0" w:beforeAutospacing="0" w:after="0" w:afterAutospacing="0" w:line="360" w:lineRule="auto"/>
+        <w:jc w:val="both"/>
+        <w:textAlignment w:val="baseline"/>
+        <w:rPr>
+          <w:rFonts w:ascii="Arial" w:hAnsi="Arial" w:cs="Arial"/>
+          <w:u w:val="single"/>
+        </w:rPr>
+      </w:pPr>
+    </w:p>
+    <w:p>
+      <w:pPr>
+        <w:pStyle w:val="paragraph"/>
+        <w:spacing w:before="0" w:beforeAutospacing="0" w:after="0" w:afterAutospacing="0" w:line="360" w:lineRule="auto"/>
+        <w:jc w:val="both"/>
+        <w:textAlignment w:val="baseline"/>
+        <w:rPr>
+          <w:rFonts w:ascii="Arial" w:hAnsi="Arial" w:cs="Arial"/>
+          <w:u w:val="single"/>
+        </w:rPr>
+      </w:pPr>
+    </w:p>
+    <w:p>
+      <w:pPr>
+        <w:pStyle w:val="paragraph"/>
+        <w:spacing w:before="0" w:beforeAutospacing="0" w:after="0" w:afterAutospacing="0" w:line="360" w:lineRule="auto"/>
+        <w:jc w:val="both"/>
+        <w:textAlignment w:val="baseline"/>
+        <w:rPr>
+          <w:rFonts w:ascii="Arial" w:hAnsi="Arial" w:cs="Arial"/>
+          <w:u w:val="single"/>
+        </w:rPr>
+      </w:pPr>
+    </w:p>
+    <w:p>
+      <w:pPr>
+        <w:pStyle w:val="paragraph"/>
+        <w:spacing w:before="0" w:beforeAutospacing="0" w:after="0" w:afterAutospacing="0" w:line="360" w:lineRule="auto"/>
+        <w:jc w:val="both"/>
+        <w:textAlignment w:val="baseline"/>
+        <w:rPr>
+          <w:rFonts w:ascii="Arial" w:hAnsi="Arial" w:cs="Arial"/>
+          <w:u w:val="single"/>
+        </w:rPr>
+      </w:pPr>
+    </w:p>
+    <w:p>
+      <w:pPr>
+        <w:pStyle w:val="paragraph"/>
+        <w:spacing w:before="0" w:beforeAutospacing="0" w:after="0" w:afterAutospacing="0" w:line="360" w:lineRule="auto"/>
+        <w:jc w:val="both"/>
+        <w:textAlignment w:val="baseline"/>
+        <w:rPr>
+          <w:rFonts w:ascii="Arial" w:hAnsi="Arial" w:cs="Arial"/>
+          <w:u w:val="single"/>
+        </w:rPr>
+      </w:pPr>
+    </w:p>
+    <w:p>
+      <w:pPr>
+        <w:pStyle w:val="paragraph"/>
+        <w:spacing w:before="0" w:beforeAutospacing="0" w:after="0" w:afterAutospacing="0" w:line="360" w:lineRule="auto"/>
+        <w:jc w:val="both"/>
+        <w:textAlignment w:val="baseline"/>
+        <w:rPr>
+          <w:rFonts w:ascii="Arial" w:hAnsi="Arial" w:cs="Arial"/>
+          <w:u w:val="single"/>
+        </w:rPr>
+      </w:pPr>
+    </w:p>
+    <w:p>
+      <w:pPr>
+        <w:pStyle w:val="paragraph"/>
+        <w:spacing w:before="0" w:beforeAutospacing="0" w:after="0" w:afterAutospacing="0" w:line="360" w:lineRule="auto"/>
+        <w:jc w:val="both"/>
+        <w:textAlignment w:val="baseline"/>
+        <w:rPr>
+          <w:rFonts w:ascii="Arial" w:hAnsi="Arial" w:cs="Arial"/>
+          <w:u w:val="single"/>
+        </w:rPr>
+      </w:pPr>
+    </w:p>
+    <w:p>
+      <w:pPr>
+        <w:pStyle w:val="paragraph"/>
+        <w:spacing w:before="0" w:beforeAutospacing="0" w:after="0" w:afterAutospacing="0" w:line="360" w:lineRule="auto"/>
+        <w:jc w:val="both"/>
+        <w:textAlignment w:val="baseline"/>
+        <w:rPr>
+          <w:rFonts w:ascii="Arial" w:hAnsi="Arial" w:cs="Arial"/>
+          <w:u w:val="single"/>
+        </w:rPr>
+      </w:pPr>
+    </w:p>
+    <w:p>
+      <w:pPr>
+        <w:pStyle w:val="paragraph"/>
+        <w:spacing w:before="0" w:beforeAutospacing="0" w:after="0" w:afterAutospacing="0" w:line="360" w:lineRule="auto"/>
+        <w:jc w:val="both"/>
+        <w:textAlignment w:val="baseline"/>
+        <w:rPr>
+          <w:rFonts w:ascii="Arial" w:hAnsi="Arial" w:cs="Arial"/>
+          <w:u w:val="single"/>
+        </w:rPr>
+      </w:pPr>
+    </w:p>
+    <w:p>
+      <w:pPr>
+        <w:pStyle w:val="paragraph"/>
+        <w:spacing w:before="0" w:beforeAutospacing="0" w:after="0" w:afterAutospacing="0" w:line="360" w:lineRule="auto"/>
+        <w:jc w:val="both"/>
+        <w:textAlignment w:val="baseline"/>
+        <w:rPr>
+          <w:rFonts w:ascii="Arial" w:hAnsi="Arial" w:cs="Arial"/>
+          <w:u w:val="single"/>
+        </w:rPr>
+      </w:pPr>
+    </w:p>
+    <w:p>
+      <w:pPr>
+        <w:pStyle w:val="paragraph"/>
+        <w:spacing w:before="0" w:beforeAutospacing="0" w:after="0" w:afterAutospacing="0" w:line="360" w:lineRule="auto"/>
+        <w:jc w:val="both"/>
+        <w:textAlignment w:val="baseline"/>
+        <w:rPr>
+          <w:rFonts w:ascii="Arial" w:hAnsi="Arial" w:cs="Arial"/>
+          <w:u w:val="single"/>
+        </w:rPr>
+      </w:pPr>
+    </w:p>
+    <w:p>
+      <w:pPr>
+        <w:pStyle w:val="paragraph"/>
+        <w:spacing w:before="0" w:beforeAutospacing="0" w:after="0" w:afterAutospacing="0" w:line="360" w:lineRule="auto"/>
+        <w:jc w:val="both"/>
+        <w:textAlignment w:val="baseline"/>
+        <w:rPr>
+          <w:rFonts w:ascii="Arial" w:hAnsi="Arial" w:cs="Arial"/>
+          <w:u w:val="single"/>
+        </w:rPr>
+      </w:pPr>
+    </w:p>
+    <w:p>
+      <w:pPr>
+        <w:pStyle w:val="paragraph"/>
+        <w:spacing w:before="0" w:beforeAutospacing="0" w:after="0" w:afterAutospacing="0" w:line="360" w:lineRule="auto"/>
+        <w:jc w:val="both"/>
+        <w:textAlignment w:val="baseline"/>
+        <w:rPr>
+          <w:rFonts w:ascii="Arial" w:hAnsi="Arial" w:cs="Arial"/>
+          <w:u w:val="single"/>
+        </w:rPr>
+      </w:pPr>
+    </w:p>
+    <w:p>
+      <w:pPr>
+        <w:pStyle w:val="paragraph"/>
+        <w:spacing w:before="0" w:beforeAutospacing="0" w:after="0" w:afterAutospacing="0" w:line="360" w:lineRule="auto"/>
+        <w:jc w:val="both"/>
+        <w:textAlignment w:val="baseline"/>
+        <w:rPr>
+          <w:rFonts w:ascii="Arial" w:hAnsi="Arial" w:cs="Arial"/>
+          <w:u w:val="single"/>
+        </w:rPr>
+      </w:pPr>
+    </w:p>
+    <w:p>
+      <w:pPr>
+        <w:pStyle w:val="paragraph"/>
+        <w:spacing w:before="0" w:beforeAutospacing="0" w:after="0" w:afterAutospacing="0" w:line="360" w:lineRule="auto"/>
+        <w:jc w:val="both"/>
+        <w:textAlignment w:val="baseline"/>
+        <w:rPr>
+          <w:rFonts w:ascii="Arial" w:hAnsi="Arial" w:cs="Arial"/>
+          <w:u w:val="single"/>
+        </w:rPr>
+      </w:pPr>
+    </w:p>
+    <w:p>
+      <w:pPr>
+        <w:pStyle w:val="paragraph"/>
+        <w:spacing w:before="0" w:beforeAutospacing="0" w:after="0" w:afterAutospacing="0" w:line="360" w:lineRule="auto"/>
+        <w:jc w:val="both"/>
+        <w:textAlignment w:val="baseline"/>
+        <w:rPr>
+          <w:rFonts w:ascii="Arial" w:hAnsi="Arial" w:cs="Arial"/>
+          <w:u w:val="single"/>
+        </w:rPr>
+      </w:pPr>
+    </w:p>
+    <w:p>
+      <w:pPr>
+        <w:pStyle w:val="paragraph"/>
+        <w:spacing w:before="0" w:beforeAutospacing="0" w:after="0" w:afterAutospacing="0" w:line="360" w:lineRule="auto"/>
+        <w:ind w:firstLine="709"/>
+        <w:jc w:val="both"/>
+        <w:textAlignment w:val="baseline"/>
+        <w:rPr>
+          <w:rFonts w:ascii="Arial" w:hAnsi="Arial" w:cs="Arial"/>
+          <w:b/>
+          <w:bCs/>
+        </w:rPr>
+      </w:pPr>
+      <w:r>
+        <w:rPr>
+          <w:rFonts w:ascii="Arial" w:hAnsi="Arial" w:cs="Arial"/>
+          <w:b/>
+          <w:bCs/>
+        </w:rPr>
+        <w:lastRenderedPageBreak/>
+        <w:t>REQUISITOS</w:t>
+      </w:r>
+    </w:p>
+    <w:p>
+      <w:pPr>
+        <w:pStyle w:val="paragraph"/>
+        <w:spacing w:before="0" w:beforeAutospacing="0" w:after="0" w:afterAutospacing="0" w:line="360" w:lineRule="auto"/>
+        <w:jc w:val="both"/>
+        <w:textAlignment w:val="baseline"/>
+        <w:rPr>
+          <w:rFonts w:ascii="Arial" w:hAnsi="Arial" w:cs="Arial"/>
+          <w:b/>
+          <w:bCs/>
+        </w:rPr>
+      </w:pPr>
+    </w:p>
+    <w:p>
+      <w:pPr>
+        <w:pStyle w:val="paragraph"/>
+        <w:spacing w:before="0" w:beforeAutospacing="0" w:after="0" w:afterAutospacing="0" w:line="360" w:lineRule="auto"/>
+        <w:jc w:val="both"/>
+        <w:textAlignment w:val="baseline"/>
+        <w:rPr>
+          <w:rFonts w:ascii="Arial" w:hAnsi="Arial" w:cs="Arial"/>
+          <w:b/>
+          <w:bCs/>
+        </w:rPr>
+      </w:pPr>
+    </w:p>
+    <w:p>
+      <w:pPr>
+        <w:rPr>
+          <w:rFonts w:ascii="Arial" w:eastAsia="Times New Roman" w:hAnsi="Arial" w:cs="Arial"/>
+          <w:b/>
+          <w:bCs/>
+          <w:sz w:val="24"/>
+          <w:szCs w:val="24"/>
+          <w:lang w:eastAsia="pt-BR"/>
+        </w:rPr>
+      </w:pPr>
+      <w:r>
+        <w:rPr>
+          <w:rFonts w:ascii="Arial" w:hAnsi="Arial" w:cs="Arial"/>
+          <w:b/>
+          <w:bCs/>
+        </w:rPr>
+        <w:drawing>
+          <wp:inline distT="0" distB="0" distL="0" distR="0" wp14:anchorId="4A0D88F2" wp14:editId="044B835C">
+            <wp:extent cx="5315692" cy="6944694"/>
+            <wp:effectExtent l="0" t="0" r="0" b="8890"/>
+            <wp:docPr id="3" name="Imagem 3"/>
+            <wp:cNvGraphicFramePr>
+              <a:graphicFrameLocks xmlns:a="http://schemas.openxmlformats.org/drawingml/2006/main" noChangeAspect="1"/>
+            </wp:cNvGraphicFramePr>
+            <a:graphic xmlns:a="http://schemas.openxmlformats.org/drawingml/2006/main">
+              <a:graphicData uri="http://schemas.openxmlformats.org/drawingml/2006/picture">
+                <pic:pic xmlns:pic="http://schemas.openxmlformats.org/drawingml/2006/picture">
+                  <pic:nvPicPr>
+                    <pic:cNvPr id="1" name=""/>
+                    <pic:cNvPicPr/>
+                  </pic:nvPicPr>
+                  <pic:blipFill>
+                    <a:blip r:embed="rId9"/>
+                    <a:stretch>
+                      <a:fillRect/>
+                    </a:stretch>
+                  </pic:blipFill>
+                  <pic:spPr>
+                    <a:xfrm>
+                      <a:off x="0" y="0"/>
+                      <a:ext cx="5315692" cy="6944694"/>
+                    </a:xfrm>
+                    <a:prstGeom prst="rect">
+                      <a:avLst/>
+                    </a:prstGeom>
+                  </pic:spPr>
+                </pic:pic>
+              </a:graphicData>
+            </a:graphic>
+          </wp:inline>
+        </w:drawing>
+      </w:r>
+      <w:r>
+        <w:rPr>
+          <w:rFonts w:ascii="Arial" w:hAnsi="Arial" w:cs="Arial"/>
+          <w:b/>
+          <w:bCs/>
+        </w:rPr>
+        <w:br w:type="page"/>
+      </w:r>
+    </w:p>
+    <w:p>
+      <w:pPr>
+        <w:pStyle w:val="paragraph"/>
+        <w:spacing w:before="0" w:beforeAutospacing="0" w:after="0" w:afterAutospacing="0" w:line="360" w:lineRule="auto"/>
+        <w:ind w:firstLine="709"/>
+        <w:jc w:val="both"/>
+        <w:textAlignment w:val="baseline"/>
+        <w:rPr>
+          <w:rFonts w:ascii="Arial" w:hAnsi="Arial" w:cs="Arial"/>
+          <w:b/>
+          <w:bCs/>
+        </w:rPr>
+      </w:pPr>
+      <w:r>
+        <w:rPr>
+          <w:rFonts w:ascii="Arial" w:hAnsi="Arial" w:cs="Arial"/>
+          <w:b/>
+          <w:bCs/>
+        </w:rPr>
+        <w:lastRenderedPageBreak/>
+        <w:t>PREMISSAS</w:t>
+      </w:r>
+    </w:p>
+    <w:p>
+      <w:pPr>
+        <w:pStyle w:val="paragraph"/>
+        <w:spacing w:before="0" w:beforeAutospacing="0" w:after="0" w:afterAutospacing="0" w:line="360" w:lineRule="auto"/>
+        <w:jc w:val="both"/>
+        <w:textAlignment w:val="baseline"/>
+        <w:rPr>
+          <w:rFonts w:ascii="Arial" w:hAnsi="Arial" w:cs="Arial"/>
+          <w:b/>
+          <w:bCs/>
+        </w:rPr>
+      </w:pPr>
+    </w:p>
+    <w:p>
+      <w:pPr>
+        <w:pStyle w:val="paragraph"/>
+        <w:numPr>
+          <w:ilvl w:val="0"/>
+          <w:numId w:val="1"/>
+        </w:numPr>
+        <w:spacing w:before="0" w:beforeAutospacing="0" w:after="0" w:afterAutospacing="0" w:line="360" w:lineRule="auto"/>
+        <w:jc w:val="both"/>
+        <w:textAlignment w:val="baseline"/>
+        <w:rPr>
+          <w:rFonts w:ascii="Arial" w:hAnsi="Arial" w:cs="Arial"/>
+        </w:rPr>
+      </w:pPr>
+      <w:r>
+        <w:rPr>
+          <w:rFonts w:ascii="Arial" w:hAnsi="Arial" w:cs="Arial"/>
+        </w:rPr>
+        <w:t>Os usuários terão acesso à internet para utilizar a plataforma</w:t>
+      </w:r>
+      <w:r>
+        <w:rPr>
+          <w:rFonts w:ascii="Arial" w:hAnsi="Arial" w:cs="Arial"/>
+        </w:rPr>
+        <w:t>.</w:t>
+      </w:r>
+    </w:p>
+    <w:p>
+      <w:pPr>
+        <w:pStyle w:val="paragraph"/>
+        <w:numPr>
+          <w:ilvl w:val="0"/>
+          <w:numId w:val="1"/>
+        </w:numPr>
+        <w:spacing w:before="0" w:beforeAutospacing="0" w:after="0" w:afterAutospacing="0" w:line="360" w:lineRule="auto"/>
+        <w:jc w:val="both"/>
+        <w:textAlignment w:val="baseline"/>
+        <w:rPr>
+          <w:rFonts w:ascii="Arial" w:hAnsi="Arial" w:cs="Arial"/>
+        </w:rPr>
+      </w:pPr>
+      <w:r>
+        <w:rPr>
+          <w:rFonts w:ascii="Arial" w:hAnsi="Arial" w:cs="Arial"/>
+        </w:rPr>
+        <w:t xml:space="preserve">O sistema será executado em navegadores modernos compatíveis com HTML, CSS e </w:t>
+      </w:r>
+      <w:proofErr w:type="spellStart"/>
+      <w:r>
+        <w:rPr>
+          <w:rFonts w:ascii="Arial" w:hAnsi="Arial" w:cs="Arial"/>
+        </w:rPr>
+        <w:t>JavaScript</w:t>
+      </w:r>
+      <w:proofErr w:type="spellEnd"/>
+      <w:r>
+        <w:rPr>
+          <w:rFonts w:ascii="Arial" w:hAnsi="Arial" w:cs="Arial"/>
+        </w:rPr>
+        <w:t>.</w:t>
+      </w:r>
+    </w:p>
+    <w:p>
+      <w:pPr>
+        <w:pStyle w:val="paragraph"/>
+        <w:numPr>
+          <w:ilvl w:val="0"/>
+          <w:numId w:val="1"/>
+        </w:numPr>
+        <w:spacing w:before="0" w:beforeAutospacing="0" w:after="0" w:afterAutospacing="0" w:line="360" w:lineRule="auto"/>
+        <w:jc w:val="both"/>
+        <w:textAlignment w:val="baseline"/>
+        <w:rPr>
+          <w:rFonts w:ascii="Arial" w:hAnsi="Arial" w:cs="Arial"/>
+        </w:rPr>
+      </w:pPr>
+      <w:r>
+        <w:rPr>
+          <w:rFonts w:ascii="Arial" w:hAnsi="Arial" w:cs="Arial"/>
+        </w:rPr>
+        <w:t>O usuário deverá possuir cadastro para acessar determinadas funcionalidades do sistema</w:t>
+      </w:r>
+      <w:r>
+        <w:rPr>
+          <w:rFonts w:ascii="Arial" w:hAnsi="Arial" w:cs="Arial"/>
+        </w:rPr>
+        <w:t>.</w:t>
+      </w:r>
+    </w:p>
+    <w:p>
+      <w:pPr>
+        <w:pStyle w:val="paragraph"/>
+        <w:spacing w:before="0" w:beforeAutospacing="0" w:after="0" w:afterAutospacing="0" w:line="360" w:lineRule="auto"/>
+        <w:ind w:left="720"/>
+        <w:jc w:val="both"/>
+        <w:textAlignment w:val="baseline"/>
+        <w:rPr>
+          <w:rFonts w:ascii="Arial" w:hAnsi="Arial" w:cs="Arial"/>
+        </w:rPr>
+      </w:pPr>
+    </w:p>
+    <w:p>
+      <w:pPr>
+        <w:pStyle w:val="paragraph"/>
+        <w:spacing w:before="0" w:beforeAutospacing="0" w:after="0" w:afterAutospacing="0" w:line="360" w:lineRule="auto"/>
+        <w:ind w:left="720"/>
+        <w:jc w:val="both"/>
+        <w:textAlignment w:val="baseline"/>
+        <w:rPr>
+          <w:rFonts w:ascii="Arial" w:hAnsi="Arial" w:cs="Arial"/>
+          <w:b/>
+          <w:bCs/>
+        </w:rPr>
+      </w:pPr>
+      <w:r>
+        <w:rPr>
+          <w:rFonts w:ascii="Arial" w:hAnsi="Arial" w:cs="Arial"/>
+          <w:b/>
+          <w:bCs/>
+        </w:rPr>
+        <w:t>RESTRIÇÕES</w:t>
+      </w:r>
+    </w:p>
+    <w:p>
+      <w:pPr>
+        <w:pStyle w:val="paragraph"/>
+        <w:spacing w:before="0" w:beforeAutospacing="0" w:after="0" w:afterAutospacing="0" w:line="360" w:lineRule="auto"/>
+        <w:ind w:left="720"/>
+        <w:jc w:val="both"/>
+        <w:textAlignment w:val="baseline"/>
+        <w:rPr>
+          <w:rFonts w:ascii="Arial" w:hAnsi="Arial" w:cs="Arial"/>
+          <w:b/>
+          <w:bCs/>
+        </w:rPr>
+      </w:pPr>
+    </w:p>
+    <w:p>
+      <w:pPr>
+        <w:pStyle w:val="paragraph"/>
+        <w:numPr>
+          <w:ilvl w:val="0"/>
+          <w:numId w:val="1"/>
+        </w:numPr>
+        <w:spacing w:before="0" w:beforeAutospacing="0" w:after="0" w:afterAutospacing="0" w:line="360" w:lineRule="auto"/>
+        <w:jc w:val="both"/>
+        <w:textAlignment w:val="baseline"/>
+        <w:rPr>
+          <w:rFonts w:ascii="Arial" w:hAnsi="Arial" w:cs="Arial"/>
+        </w:rPr>
+      </w:pPr>
+      <w:r>
+        <w:rPr>
+          <w:rFonts w:ascii="Arial" w:hAnsi="Arial" w:cs="Arial"/>
+        </w:rPr>
+        <w:t>O projeto deverá ser desenvolvido utilizando apenas as tecnologias ensinadas durante o semestre</w:t>
+      </w:r>
+      <w:r>
+        <w:rPr>
+          <w:rFonts w:ascii="Arial" w:hAnsi="Arial" w:cs="Arial"/>
+        </w:rPr>
+        <w:t>.</w:t>
+      </w:r>
+    </w:p>
+    <w:p>
+      <w:pPr>
+        <w:pStyle w:val="paragraph"/>
+        <w:numPr>
+          <w:ilvl w:val="0"/>
+          <w:numId w:val="1"/>
+        </w:numPr>
+        <w:spacing w:before="0" w:beforeAutospacing="0" w:after="0" w:afterAutospacing="0" w:line="360" w:lineRule="auto"/>
+        <w:jc w:val="both"/>
+        <w:textAlignment w:val="baseline"/>
+        <w:rPr>
+          <w:rFonts w:ascii="Arial" w:hAnsi="Arial" w:cs="Arial"/>
+        </w:rPr>
+      </w:pPr>
+      <w:r>
+        <w:rPr>
+          <w:rFonts w:ascii="Arial" w:hAnsi="Arial" w:cs="Arial"/>
+        </w:rPr>
+        <w:t>O sistema será desenvolvido com foco acadêmico, não possuindo fins comerciais</w:t>
+      </w:r>
+      <w:r>
+        <w:rPr>
+          <w:rFonts w:ascii="Arial" w:hAnsi="Arial" w:cs="Arial"/>
+        </w:rPr>
+        <w:t>.</w:t>
+      </w:r>
+    </w:p>
+    <w:p>
+      <w:pPr>
+        <w:pStyle w:val="paragraph"/>
+        <w:numPr>
+          <w:ilvl w:val="0"/>
+          <w:numId w:val="1"/>
+        </w:numPr>
+        <w:spacing w:before="0" w:beforeAutospacing="0" w:after="0" w:afterAutospacing="0" w:line="360" w:lineRule="auto"/>
+        <w:jc w:val="both"/>
+        <w:textAlignment w:val="baseline"/>
+        <w:rPr>
+          <w:rFonts w:ascii="Arial" w:hAnsi="Arial" w:cs="Arial"/>
+        </w:rPr>
+      </w:pPr>
+      <w:r>
+        <w:rPr>
+          <w:rFonts w:ascii="Arial" w:hAnsi="Arial" w:cs="Arial"/>
+        </w:rPr>
+        <w:t xml:space="preserve">O desenvolvimento deverá utilizar ferramentas de versionamento e organização, como GitHub e </w:t>
+      </w:r>
+      <w:proofErr w:type="spellStart"/>
+      <w:r>
+        <w:rPr>
+          <w:rFonts w:ascii="Arial" w:hAnsi="Arial" w:cs="Arial"/>
+        </w:rPr>
+        <w:t>Trello</w:t>
+      </w:r>
+      <w:proofErr w:type="spellEnd"/>
+      <w:r>
+        <w:rPr>
+          <w:rFonts w:ascii="Arial" w:hAnsi="Arial" w:cs="Arial"/>
+        </w:rPr>
+        <w:t>.</w:t>
+      </w:r>
+    </w:p>
+    <w:p>
+      <w:pPr>
+        <w:pStyle w:val="paragraph"/>
+        <w:spacing w:before="0" w:beforeAutospacing="0" w:after="0" w:afterAutospacing="0" w:line="360" w:lineRule="auto"/>
+        <w:ind w:left="720"/>
+        <w:jc w:val="both"/>
+        <w:textAlignment w:val="baseline"/>
+        <w:rPr>
+          <w:rFonts w:ascii="Arial" w:hAnsi="Arial" w:cs="Arial"/>
+        </w:rPr>
+      </w:pPr>
+    </w:p>
+    <w:p>
+      <w:pPr>
+        <w:pStyle w:val="paragraph"/>
+        <w:spacing w:before="0" w:beforeAutospacing="0" w:after="0" w:afterAutospacing="0" w:line="360" w:lineRule="auto"/>
+        <w:ind w:left="720"/>
+        <w:jc w:val="both"/>
+        <w:textAlignment w:val="baseline"/>
+        <w:rPr>
+          <w:rFonts w:ascii="Arial" w:hAnsi="Arial" w:cs="Arial"/>
+        </w:rPr>
+      </w:pPr>
+    </w:p>
+    <w:p>
+      <w:pPr>
+        <w:pStyle w:val="paragraph"/>
+        <w:spacing w:before="0" w:beforeAutospacing="0" w:after="0" w:afterAutospacing="0" w:line="360" w:lineRule="auto"/>
+        <w:ind w:left="720"/>
+        <w:jc w:val="both"/>
+        <w:textAlignment w:val="baseline"/>
+        <w:rPr>
+          <w:rFonts w:ascii="Arial" w:hAnsi="Arial" w:cs="Arial"/>
+        </w:rPr>
+      </w:pPr>
     </w:p>
     <w:sectPr>
       <w:pgSz w:w="11906" w:h="16838"/>
@@ -1468,6 +2602,177 @@
     </w:sectPr>
   </w:body>
 </w:document>
+</file>
+
+<file path=word/endnotes.xml><?xml version="1.0" encoding="utf-8"?>
+<w:endnotes xmlns:wpc="http://schemas.microsoft.com/office/word/2010/wordprocessingCanvas" xmlns:cx="http://schemas.microsoft.com/office/drawing/2014/chartex" xmlns:cx1="http://schemas.microsoft.com/office/drawing/2015/9/8/chartex" xmlns:cx2="http://schemas.microsoft.com/office/drawing/2015/10/21/chartex" xmlns:cx3="http://schemas.microsoft.com/office/drawing/2016/5/9/chartex" xmlns:cx4="http://schemas.microsoft.com/office/drawing/2016/5/10/chartex" xmlns:cx5="http://schemas.microsoft.com/office/drawing/2016/5/11/chartex" xmlns:cx6="http://schemas.microsoft.com/office/drawing/2016/5/12/chartex" xmlns:cx7="http://schemas.microsoft.com/office/drawing/2016/5/13/chartex" xmlns:cx8="http://schemas.microsoft.com/office/drawing/2016/5/14/chartex" xmlns:mc="http://schemas.openxmlformats.org/markup-compatibility/2006" xmlns:aink="http://schemas.microsoft.com/office/drawing/2016/ink" xmlns:am3d="http://schemas.microsoft.com/office/drawing/2017/model3d" xmlns:o="urn:schemas-microsoft-com:office:office" xmlns:r="http://schemas.openxmlformats.org/officeDocument/2006/relationships" xmlns:m="http://schemas.openxmlformats.org/officeDocument/2006/math" xmlns:v="urn:schemas-microsoft-com:vml" xmlns:wp14="http://schemas.microsoft.com/office/word/2010/wordprocessingDrawing" xmlns:wp="http://schemas.openxmlformats.org/drawingml/2006/wordprocessingDrawing" xmlns:w10="urn:schemas-microsoft-com:office:word" xmlns:w="http://schemas.openxmlformats.org/wordprocessingml/2006/main" xmlns:w14="http://schemas.microsoft.com/office/word/2010/wordml" xmlns:w15="http://schemas.microsoft.com/office/word/2012/wordml" xmlns:w16cex="http://schemas.microsoft.com/office/word/2018/wordml/cex" xmlns:w16cid="http://schemas.microsoft.com/office/word/2016/wordml/cid" xmlns:w16="http://schemas.microsoft.com/office/word/2018/wordml" xmlns:w16sdtdh="http://schemas.microsoft.com/office/word/2020/wordml/sdtdatahash" xmlns:w16se="http://schemas.microsoft.com/office/word/2015/wordml/symex" xmlns:wpg="http://schemas.microsoft.com/office/word/2010/wordprocessingGroup" xmlns:wpi="http://schemas.microsoft.com/office/word/2010/wordprocessingInk" xmlns:wne="http://schemas.microsoft.com/office/word/2006/wordml" xmlns:wps="http://schemas.microsoft.com/office/word/2010/wordprocessingShape" mc:Ignorable="w14 w15 w16se w16cid w16 w16cex w16sdtdh wp14">
+  <w:endnote w:type="separator" w:id="-1">
+    <w:p>
+      <w:pPr>
+        <w:spacing w:after="0" w:line="240" w:lineRule="auto"/>
+      </w:pPr>
+      <w:r>
+        <w:separator/>
+      </w:r>
+    </w:p>
+  </w:endnote>
+  <w:endnote w:type="continuationSeparator" w:id="0">
+    <w:p>
+      <w:pPr>
+        <w:spacing w:after="0" w:line="240" w:lineRule="auto"/>
+      </w:pPr>
+      <w:r>
+        <w:continuationSeparator/>
+      </w:r>
+    </w:p>
+  </w:endnote>
+</w:endnotes>
+</file>
+
+<file path=word/footnotes.xml><?xml version="1.0" encoding="utf-8"?>
+<w:footnotes xmlns:wpc="http://schemas.microsoft.com/office/word/2010/wordprocessingCanvas" xmlns:cx="http://schemas.microsoft.com/office/drawing/2014/chartex" xmlns:cx1="http://schemas.microsoft.com/office/drawing/2015/9/8/chartex" xmlns:cx2="http://schemas.microsoft.com/office/drawing/2015/10/21/chartex" xmlns:cx3="http://schemas.microsoft.com/office/drawing/2016/5/9/chartex" xmlns:cx4="http://schemas.microsoft.com/office/drawing/2016/5/10/chartex" xmlns:cx5="http://schemas.microsoft.com/office/drawing/2016/5/11/chartex" xmlns:cx6="http://schemas.microsoft.com/office/drawing/2016/5/12/chartex" xmlns:cx7="http://schemas.microsoft.com/office/drawing/2016/5/13/chartex" xmlns:cx8="http://schemas.microsoft.com/office/drawing/2016/5/14/chartex" xmlns:mc="http://schemas.openxmlformats.org/markup-compatibility/2006" xmlns:aink="http://schemas.microsoft.com/office/drawing/2016/ink" xmlns:am3d="http://schemas.microsoft.com/office/drawing/2017/model3d" xmlns:o="urn:schemas-microsoft-com:office:office" xmlns:r="http://schemas.openxmlformats.org/officeDocument/2006/relationships" xmlns:m="http://schemas.openxmlformats.org/officeDocument/2006/math" xmlns:v="urn:schemas-microsoft-com:vml" xmlns:wp14="http://schemas.microsoft.com/office/word/2010/wordprocessingDrawing" xmlns:wp="http://schemas.openxmlformats.org/drawingml/2006/wordprocessingDrawing" xmlns:w10="urn:schemas-microsoft-com:office:word" xmlns:w="http://schemas.openxmlformats.org/wordprocessingml/2006/main" xmlns:w14="http://schemas.microsoft.com/office/word/2010/wordml" xmlns:w15="http://schemas.microsoft.com/office/word/2012/wordml" xmlns:w16cex="http://schemas.microsoft.com/office/word/2018/wordml/cex" xmlns:w16cid="http://schemas.microsoft.com/office/word/2016/wordml/cid" xmlns:w16="http://schemas.microsoft.com/office/word/2018/wordml" xmlns:w16sdtdh="http://schemas.microsoft.com/office/word/2020/wordml/sdtdatahash" xmlns:w16se="http://schemas.microsoft.com/office/word/2015/wordml/symex" xmlns:wpg="http://schemas.microsoft.com/office/word/2010/wordprocessingGroup" xmlns:wpi="http://schemas.microsoft.com/office/word/2010/wordprocessingInk" xmlns:wne="http://schemas.microsoft.com/office/word/2006/wordml" xmlns:wps="http://schemas.microsoft.com/office/word/2010/wordprocessingShape" mc:Ignorable="w14 w15 w16se w16cid w16 w16cex w16sdtdh wp14">
+  <w:footnote w:type="separator" w:id="-1">
+    <w:p>
+      <w:pPr>
+        <w:spacing w:after="0" w:line="240" w:lineRule="auto"/>
+      </w:pPr>
+      <w:r>
+        <w:separator/>
+      </w:r>
+    </w:p>
+  </w:footnote>
+  <w:footnote w:type="continuationSeparator" w:id="0">
+    <w:p>
+      <w:pPr>
+        <w:spacing w:after="0" w:line="240" w:lineRule="auto"/>
+      </w:pPr>
+      <w:r>
+        <w:continuationSeparator/>
+      </w:r>
+    </w:p>
+  </w:footnote>
+</w:footnotes>
+</file>
+
+<file path=word/numbering.xml><?xml version="1.0" encoding="utf-8"?>
+<w:numbering xmlns:wpc="http://schemas.microsoft.com/office/word/2010/wordprocessingCanvas" xmlns:cx="http://schemas.microsoft.com/office/drawing/2014/chartex" xmlns:cx1="http://schemas.microsoft.com/office/drawing/2015/9/8/chartex" xmlns:cx2="http://schemas.microsoft.com/office/drawing/2015/10/21/chartex" xmlns:cx3="http://schemas.microsoft.com/office/drawing/2016/5/9/chartex" xmlns:cx4="http://schemas.microsoft.com/office/drawing/2016/5/10/chartex" xmlns:cx5="http://schemas.microsoft.com/office/drawing/2016/5/11/chartex" xmlns:cx6="http://schemas.microsoft.com/office/drawing/2016/5/12/chartex" xmlns:cx7="http://schemas.microsoft.com/office/drawing/2016/5/13/chartex" xmlns:cx8="http://schemas.microsoft.com/office/drawing/2016/5/14/chartex" xmlns:mc="http://schemas.openxmlformats.org/markup-compatibility/2006" xmlns:aink="http://schemas.microsoft.com/office/drawing/2016/ink" xmlns:am3d="http://schemas.microsoft.com/office/drawing/2017/model3d" xmlns:o="urn:schemas-microsoft-com:office:office" xmlns:r="http://schemas.openxmlformats.org/officeDocument/2006/relationships" xmlns:m="http://schemas.openxmlformats.org/officeDocument/2006/math" xmlns:v="urn:schemas-microsoft-com:vml" xmlns:wp14="http://schemas.microsoft.com/office/word/2010/wordprocessingDrawing" xmlns:wp="http://schemas.openxmlformats.org/drawingml/2006/wordprocessingDrawing" xmlns:w10="urn:schemas-microsoft-com:office:word" xmlns:w="http://schemas.openxmlformats.org/wordprocessingml/2006/main" xmlns:w14="http://schemas.microsoft.com/office/word/2010/wordml" xmlns:w15="http://schemas.microsoft.com/office/word/2012/wordml" xmlns:w16cex="http://schemas.microsoft.com/office/word/2018/wordml/cex" xmlns:w16cid="http://schemas.microsoft.com/office/word/2016/wordml/cid" xmlns:w16="http://schemas.microsoft.com/office/word/2018/wordml" xmlns:w16sdtdh="http://schemas.microsoft.com/office/word/2020/wordml/sdtdatahash" xmlns:w16se="http://schemas.microsoft.com/office/word/2015/wordml/symex" xmlns:wpg="http://schemas.microsoft.com/office/word/2010/wordprocessingGroup" xmlns:wpi="http://schemas.microsoft.com/office/word/2010/wordprocessingInk" xmlns:wne="http://schemas.microsoft.com/office/word/2006/wordml" xmlns:wps="http://schemas.microsoft.com/office/word/2010/wordprocessingShape" mc:Ignorable="w14 w15 w16se w16cid w16 w16cex w16sdtdh wp14">
+  <w:abstractNum w:abstractNumId="0" w15:restartNumberingAfterBreak="0">
+    <w:nsid w:val="3FA44AA4"/>
+    <w:multiLevelType w:val="hybridMultilevel"/>
+    <w:tmpl w:val="94087A6C"/>
+    <w:lvl w:ilvl="0" w:tplc="04160001">
+      <w:start w:val="1"/>
+      <w:numFmt w:val="bullet"/>
+      <w:lvlText w:val=""/>
+      <w:lvlJc w:val="left"/>
+      <w:pPr>
+        <w:ind w:left="720" w:hanging="360"/>
+      </w:pPr>
+      <w:rPr>
+        <w:rFonts w:ascii="Symbol" w:hAnsi="Symbol" w:hint="default"/>
+      </w:rPr>
+    </w:lvl>
+    <w:lvl w:ilvl="1" w:tplc="04160003" w:tentative="1">
+      <w:start w:val="1"/>
+      <w:numFmt w:val="bullet"/>
+      <w:lvlText w:val="o"/>
+      <w:lvlJc w:val="left"/>
+      <w:pPr>
+        <w:ind w:left="1440" w:hanging="360"/>
+      </w:pPr>
+      <w:rPr>
+        <w:rFonts w:ascii="Courier New" w:hAnsi="Courier New" w:cs="Courier New" w:hint="default"/>
+      </w:rPr>
+    </w:lvl>
+    <w:lvl w:ilvl="2" w:tplc="04160005" w:tentative="1">
+      <w:start w:val="1"/>
+      <w:numFmt w:val="bullet"/>
+      <w:lvlText w:val=""/>
+      <w:lvlJc w:val="left"/>
+      <w:pPr>
+        <w:ind w:left="2160" w:hanging="360"/>
+      </w:pPr>
+      <w:rPr>
+        <w:rFonts w:ascii="Wingdings" w:hAnsi="Wingdings" w:hint="default"/>
+      </w:rPr>
+    </w:lvl>
+    <w:lvl w:ilvl="3" w:tplc="04160001" w:tentative="1">
+      <w:start w:val="1"/>
+      <w:numFmt w:val="bullet"/>
+      <w:lvlText w:val=""/>
+      <w:lvlJc w:val="left"/>
+      <w:pPr>
+        <w:ind w:left="2880" w:hanging="360"/>
+      </w:pPr>
+      <w:rPr>
+        <w:rFonts w:ascii="Symbol" w:hAnsi="Symbol" w:hint="default"/>
+      </w:rPr>
+    </w:lvl>
+    <w:lvl w:ilvl="4" w:tplc="04160003" w:tentative="1">
+      <w:start w:val="1"/>
+      <w:numFmt w:val="bullet"/>
+      <w:lvlText w:val="o"/>
+      <w:lvlJc w:val="left"/>
+      <w:pPr>
+        <w:ind w:left="3600" w:hanging="360"/>
+      </w:pPr>
+      <w:rPr>
+        <w:rFonts w:ascii="Courier New" w:hAnsi="Courier New" w:cs="Courier New" w:hint="default"/>
+      </w:rPr>
+    </w:lvl>
+    <w:lvl w:ilvl="5" w:tplc="04160005" w:tentative="1">
+      <w:start w:val="1"/>
+      <w:numFmt w:val="bullet"/>
+      <w:lvlText w:val=""/>
+      <w:lvlJc w:val="left"/>
+      <w:pPr>
+        <w:ind w:left="4320" w:hanging="360"/>
+      </w:pPr>
+      <w:rPr>
+        <w:rFonts w:ascii="Wingdings" w:hAnsi="Wingdings" w:hint="default"/>
+      </w:rPr>
+    </w:lvl>
+    <w:lvl w:ilvl="6" w:tplc="04160001" w:tentative="1">
+      <w:start w:val="1"/>
+      <w:numFmt w:val="bullet"/>
+      <w:lvlText w:val=""/>
+      <w:lvlJc w:val="left"/>
+      <w:pPr>
+        <w:ind w:left="5040" w:hanging="360"/>
+      </w:pPr>
+      <w:rPr>
+        <w:rFonts w:ascii="Symbol" w:hAnsi="Symbol" w:hint="default"/>
+      </w:rPr>
+    </w:lvl>
+    <w:lvl w:ilvl="7" w:tplc="04160003" w:tentative="1">
+      <w:start w:val="1"/>
+      <w:numFmt w:val="bullet"/>
+      <w:lvlText w:val="o"/>
+      <w:lvlJc w:val="left"/>
+      <w:pPr>
+        <w:ind w:left="5760" w:hanging="360"/>
+      </w:pPr>
+      <w:rPr>
+        <w:rFonts w:ascii="Courier New" w:hAnsi="Courier New" w:cs="Courier New" w:hint="default"/>
+      </w:rPr>
+    </w:lvl>
+    <w:lvl w:ilvl="8" w:tplc="04160005" w:tentative="1">
+      <w:start w:val="1"/>
+      <w:numFmt w:val="bullet"/>
+      <w:lvlText w:val=""/>
+      <w:lvlJc w:val="left"/>
+      <w:pPr>
+        <w:ind w:left="6480" w:hanging="360"/>
+      </w:pPr>
+      <w:rPr>
+        <w:rFonts w:ascii="Wingdings" w:hAnsi="Wingdings" w:hint="default"/>
+      </w:rPr>
+    </w:lvl>
+  </w:abstractNum>
+  <w:num w:numId="1">
+    <w:abstractNumId w:val="0"/>
+  </w:num>
+</w:numbering>
 </file>
 
 <file path=word/styles.xml><?xml version="1.0" encoding="utf-8"?>
@@ -1924,6 +3229,58 @@
     <w:basedOn w:val="Fontepargpadro"/>
     <w:rsid w:val="00DD4C5C"/>
   </w:style>
+  <w:style w:type="paragraph" w:styleId="Cabealho">
+    <w:name w:val="header"/>
+    <w:basedOn w:val="Normal"/>
+    <w:link w:val="CabealhoChar"/>
+    <w:uiPriority w:val="99"/>
+    <w:unhideWhenUsed/>
+    <w:rsid w:val="00D95F03"/>
+    <w:pPr>
+      <w:tabs>
+        <w:tab w:val="center" w:pos="4252"/>
+        <w:tab w:val="right" w:pos="8504"/>
+      </w:tabs>
+      <w:spacing w:after="0" w:line="240" w:lineRule="auto"/>
+    </w:pPr>
+  </w:style>
+  <w:style w:type="character" w:customStyle="1" w:styleId="CabealhoChar">
+    <w:name w:val="Cabeçalho Char"/>
+    <w:basedOn w:val="Fontepargpadro"/>
+    <w:link w:val="Cabealho"/>
+    <w:uiPriority w:val="99"/>
+    <w:rsid w:val="00D95F03"/>
+  </w:style>
+  <w:style w:type="paragraph" w:styleId="Rodap">
+    <w:name w:val="footer"/>
+    <w:basedOn w:val="Normal"/>
+    <w:link w:val="RodapChar"/>
+    <w:uiPriority w:val="99"/>
+    <w:unhideWhenUsed/>
+    <w:rsid w:val="00D95F03"/>
+    <w:pPr>
+      <w:tabs>
+        <w:tab w:val="center" w:pos="4252"/>
+        <w:tab w:val="right" w:pos="8504"/>
+      </w:tabs>
+      <w:spacing w:after="0" w:line="240" w:lineRule="auto"/>
+    </w:pPr>
+  </w:style>
+  <w:style w:type="character" w:customStyle="1" w:styleId="RodapChar">
+    <w:name w:val="Rodapé Char"/>
+    <w:basedOn w:val="Fontepargpadro"/>
+    <w:link w:val="Rodap"/>
+    <w:uiPriority w:val="99"/>
+    <w:rsid w:val="00D95F03"/>
+  </w:style>
+  <w:style w:type="character" w:styleId="Nmerodelinha">
+    <w:name w:val="line number"/>
+    <w:basedOn w:val="Fontepargpadro"/>
+    <w:uiPriority w:val="99"/>
+    <w:semiHidden/>
+    <w:unhideWhenUsed/>
+    <w:rsid w:val="00D95F03"/>
+  </w:style>
 </w:styles>
 </file>
 
@@ -2220,4 +3577,16 @@
     </a:ext>
   </a:extLst>
 </a:theme>
+</file>
+
+<file path=customXml/item1.xml><?xml version="1.0" encoding="utf-8"?>
+<b:Sources xmlns:b="http://schemas.openxmlformats.org/officeDocument/2006/bibliography" xmlns="http://schemas.openxmlformats.org/officeDocument/2006/bibliography" SelectedStyle="\APASixthEditionOfficeOnline.xsl" StyleName="APA" Version="6"/>
+</file>
+
+<file path=customXml/itemProps1.xml><?xml version="1.0" encoding="utf-8"?>
+<ds:datastoreItem xmlns:ds="http://schemas.openxmlformats.org/officeDocument/2006/customXml" ds:itemID="{28ED0C44-26A2-41AE-8F10-56F6B1CED4FF}">
+  <ds:schemaRefs>
+    <ds:schemaRef ds:uri="http://schemas.openxmlformats.org/officeDocument/2006/bibliography"/>
+  </ds:schemaRefs>
+</ds:datastoreItem>
 </file>